--- a/docs/deliverables/out/Programme/BDOI_Template_FRS/BRD-07_Claims/BIBS_DSP-BDOI_BRD-07_Claims_Developer_Specification_v1.1.docx
+++ b/docs/deliverables/out/Programme/BDOI_Template_FRS/BRD-07_Claims/BIBS_DSP-BDOI_BRD-07_Claims_Developer_Specification_v1.1.docx
@@ -1846,7 +1846,7 @@
         <w:tab/>
       </w:r>
       <w:r>
-        <w:t xml:space="preserve">17</w:t>
+        <w:t xml:space="preserve">18</w:t>
       </w:r>
     </w:p>
     <w:p>
@@ -1863,7 +1863,7 @@
         <w:tab/>
       </w:r>
       <w:r>
-        <w:t xml:space="preserve">18</w:t>
+        <w:t xml:space="preserve">19</w:t>
       </w:r>
     </w:p>
     <w:p>
@@ -1875,23 +1875,6 @@
       </w:pPr>
       <w:r>
         <w:t xml:space="preserve">Diary, home and worklist</w:t>
-      </w:r>
-      <w:r>
-        <w:tab/>
-      </w:r>
-      <w:r>
-        <w:t xml:space="preserve">21</w:t>
-      </w:r>
-    </w:p>
-    <w:p>
-      <w:pPr>
-        <w:pStyle w:val="TOC2"/>
-        <w:tabs>
-          <w:tab w:val="right" w:leader="dot" w:pos="9630"/>
-        </w:tabs>
-      </w:pPr>
-      <w:r>
-        <w:t xml:space="preserve">Setup</w:t>
       </w:r>
       <w:r>
         <w:tab/>
@@ -1908,13 +1891,30 @@
         </w:tabs>
       </w:pPr>
       <w:r>
+        <w:t xml:space="preserve">Setup</w:t>
+      </w:r>
+      <w:r>
+        <w:tab/>
+      </w:r>
+      <w:r>
+        <w:t xml:space="preserve">23</w:t>
+      </w:r>
+    </w:p>
+    <w:p>
+      <w:pPr>
+        <w:pStyle w:val="TOC2"/>
+        <w:tabs>
+          <w:tab w:val="right" w:leader="dot" w:pos="9630"/>
+        </w:tabs>
+      </w:pPr>
+      <w:r>
         <w:t xml:space="preserve">Request Field Checks</w:t>
       </w:r>
       <w:r>
         <w:tab/>
       </w:r>
       <w:r>
-        <w:t xml:space="preserve">24</w:t>
+        <w:t xml:space="preserve">25</w:t>
       </w:r>
     </w:p>
     <w:p>
@@ -1926,40 +1926,6 @@
       </w:pPr>
       <w:r>
         <w:t xml:space="preserve">Business Rule Implementation</w:t>
-      </w:r>
-      <w:r>
-        <w:tab/>
-      </w:r>
-      <w:r>
-        <w:t xml:space="preserve">29</w:t>
-      </w:r>
-    </w:p>
-    <w:p>
-      <w:pPr>
-        <w:pStyle w:val="TOC1"/>
-        <w:tabs>
-          <w:tab w:val="right" w:leader="dot" w:pos="9630"/>
-        </w:tabs>
-      </w:pPr>
-      <w:r>
-        <w:t xml:space="preserve">Status Models and Transitions</w:t>
-      </w:r>
-      <w:r>
-        <w:tab/>
-      </w:r>
-      <w:r>
-        <w:t xml:space="preserve">30</w:t>
-      </w:r>
-    </w:p>
-    <w:p>
-      <w:pPr>
-        <w:pStyle w:val="TOC1"/>
-        <w:tabs>
-          <w:tab w:val="right" w:leader="dot" w:pos="9630"/>
-        </w:tabs>
-      </w:pPr>
-      <w:r>
-        <w:t xml:space="preserve">Jobs and Schedules</w:t>
       </w:r>
       <w:r>
         <w:tab/>
@@ -1976,7 +1942,7 @@
         </w:tabs>
       </w:pPr>
       <w:r>
-        <w:t xml:space="preserve">Audit Records</w:t>
+        <w:t xml:space="preserve">Status Models and Transitions</w:t>
       </w:r>
       <w:r>
         <w:tab/>
@@ -1993,7 +1959,7 @@
         </w:tabs>
       </w:pPr>
       <w:r>
-        <w:t xml:space="preserve">Security: Permission per Action</w:t>
+        <w:t xml:space="preserve">Jobs and Schedules</w:t>
       </w:r>
       <w:r>
         <w:tab/>
@@ -2010,13 +1976,47 @@
         </w:tabs>
       </w:pPr>
       <w:r>
+        <w:t xml:space="preserve">Audit Records</w:t>
+      </w:r>
+      <w:r>
+        <w:tab/>
+      </w:r>
+      <w:r>
+        <w:t xml:space="preserve">34</w:t>
+      </w:r>
+    </w:p>
+    <w:p>
+      <w:pPr>
+        <w:pStyle w:val="TOC1"/>
+        <w:tabs>
+          <w:tab w:val="right" w:leader="dot" w:pos="9630"/>
+        </w:tabs>
+      </w:pPr>
+      <w:r>
+        <w:t xml:space="preserve">Security: Permission per Action</w:t>
+      </w:r>
+      <w:r>
+        <w:tab/>
+      </w:r>
+      <w:r>
+        <w:t xml:space="preserve">35</w:t>
+      </w:r>
+    </w:p>
+    <w:p>
+      <w:pPr>
+        <w:pStyle w:val="TOC1"/>
+        <w:tabs>
+          <w:tab w:val="right" w:leader="dot" w:pos="9630"/>
+        </w:tabs>
+      </w:pPr>
+      <w:r>
         <w:t xml:space="preserve">Annex A: Message Catalogue</w:t>
       </w:r>
       <w:r>
         <w:tab/>
       </w:r>
       <w:r>
-        <w:t xml:space="preserve">39</w:t>
+        <w:t xml:space="preserve">42</w:t>
       </w:r>
       <w:r>
         <w:fldChar w:fldCharType="end"/>
@@ -4075,7 +4075,7 @@
                 <w:i w:val="0"/>
                 <w:sz w:val="18"/>
               </w:rPr>
-              <w:t>39</w:t>
+              <w:t>44</w:t>
             </w:r>
           </w:p>
         </w:tc>
@@ -4137,7 +4137,7 @@
                 <w:i w:val="0"/>
                 <w:sz w:val="18"/>
               </w:rPr>
-              <w:t>4</w:t>
+              <w:t>6</w:t>
             </w:r>
           </w:p>
         </w:tc>
@@ -4323,7 +4323,7 @@
                 <w:i w:val="0"/>
                 <w:sz w:val="18"/>
               </w:rPr>
-              <w:t>14</w:t>
+              <w:t>16</w:t>
             </w:r>
           </w:p>
         </w:tc>
@@ -8171,6 +8171,68 @@
                 <w:sz w:val="18"/>
               </w:rPr>
               <w:t>Permission</w:t>
+            </w:r>
+          </w:p>
+        </w:tc>
+      </w:tr>
+      <w:tr>
+        <w:trPr>
+          <w:cantSplit/>
+        </w:trPr>
+        <w:tc>
+          <w:tcPr>
+            <w:tcW w:type="dxa" w:w="2389"/>
+          </w:tcPr>
+          <w:p>
+            <w:pPr>
+              <w:spacing w:before="20" w:after="20"/>
+            </w:pPr>
+            <w:r>
+              <w:rPr>
+                <w:rFonts w:ascii="Arial" w:hAnsi="Arial" w:cs="Arial" w:eastAsia="Arial"/>
+                <w:b w:val="0"/>
+                <w:i w:val="0"/>
+                <w:sz w:val="18"/>
+              </w:rPr>
+              <w:t>Requirements</w:t>
+            </w:r>
+          </w:p>
+        </w:tc>
+        <w:tc>
+          <w:tcPr>
+            <w:tcW w:type="dxa" w:w="3860"/>
+          </w:tcPr>
+          <w:p>
+            <w:pPr>
+              <w:spacing w:before="20" w:after="20"/>
+            </w:pPr>
+            <w:r>
+              <w:rPr>
+                <w:rFonts w:ascii="Arial" w:hAnsi="Arial" w:cs="Arial" w:eastAsia="Arial"/>
+                <w:b w:val="0"/>
+                <w:i w:val="0"/>
+                <w:sz w:val="18"/>
+              </w:rPr>
+              <w:t>GET broker-claims/setup/document-requirements</w:t>
+            </w:r>
+          </w:p>
+        </w:tc>
+        <w:tc>
+          <w:tcPr>
+            <w:tcW w:type="dxa" w:w="2389"/>
+          </w:tcPr>
+          <w:p>
+            <w:pPr>
+              <w:spacing w:before="20" w:after="20"/>
+            </w:pPr>
+            <w:r>
+              <w:rPr>
+                <w:rFonts w:ascii="Arial" w:hAnsi="Arial" w:cs="Arial" w:eastAsia="Arial"/>
+                <w:b w:val="0"/>
+                <w:i w:val="0"/>
+                <w:sz w:val="18"/>
+              </w:rPr>
+              <w:t>BCL_SETUP, BCL_VIEW</w:t>
             </w:r>
           </w:p>
         </w:tc>
@@ -8672,6 +8734,87 @@
                 <w:sz w:val="18"/>
               </w:rPr>
               <w:t>Result</w:t>
+            </w:r>
+          </w:p>
+        </w:tc>
+      </w:tr>
+      <w:tr>
+        <w:trPr>
+          <w:cantSplit/>
+        </w:trPr>
+        <w:tc>
+          <w:tcPr>
+            <w:tcW w:type="dxa" w:w="1530"/>
+          </w:tcPr>
+          <w:p>
+            <w:pPr>
+              <w:spacing w:before="20" w:after="20"/>
+            </w:pPr>
+            <w:r>
+              <w:rPr>
+                <w:rFonts w:ascii="Arial" w:hAnsi="Arial" w:cs="Arial" w:eastAsia="Arial"/>
+                <w:b w:val="0"/>
+                <w:i w:val="0"/>
+                <w:sz w:val="18"/>
+              </w:rPr>
+              <w:t>Save requirement</w:t>
+            </w:r>
+          </w:p>
+        </w:tc>
+        <w:tc>
+          <w:tcPr>
+            <w:tcW w:type="dxa" w:w="2790"/>
+          </w:tcPr>
+          <w:p>
+            <w:pPr>
+              <w:spacing w:before="20" w:after="20"/>
+            </w:pPr>
+            <w:r>
+              <w:rPr>
+                <w:rFonts w:ascii="Arial" w:hAnsi="Arial" w:cs="Arial" w:eastAsia="Arial"/>
+                <w:b w:val="0"/>
+                <w:i w:val="0"/>
+                <w:sz w:val="18"/>
+              </w:rPr>
+              <w:t>POST broker-claims/setup/document-requirements</w:t>
+            </w:r>
+          </w:p>
+        </w:tc>
+        <w:tc>
+          <w:tcPr>
+            <w:tcW w:type="dxa" w:w="2070"/>
+          </w:tcPr>
+          <w:p>
+            <w:pPr>
+              <w:spacing w:before="20" w:after="20"/>
+            </w:pPr>
+            <w:r>
+              <w:rPr>
+                <w:rFonts w:ascii="Arial" w:hAnsi="Arial" w:cs="Arial" w:eastAsia="Arial"/>
+                <w:b w:val="0"/>
+                <w:i w:val="0"/>
+                <w:sz w:val="18"/>
+              </w:rPr>
+              <w:t>BCL_SETUP</w:t>
+            </w:r>
+          </w:p>
+        </w:tc>
+        <w:tc>
+          <w:tcPr>
+            <w:tcW w:type="dxa" w:w="2250"/>
+          </w:tcPr>
+          <w:p>
+            <w:pPr>
+              <w:spacing w:before="20" w:after="20"/>
+            </w:pPr>
+            <w:r>
+              <w:rPr>
+                <w:rFonts w:ascii="Arial" w:hAnsi="Arial" w:cs="Arial" w:eastAsia="Arial"/>
+                <w:b w:val="0"/>
+                <w:i w:val="0"/>
+                <w:sz w:val="18"/>
+              </w:rPr>
+              <w:t>Adds or changes a requirement (Claims Unit Head).</w:t>
             </w:r>
           </w:p>
         </w:tc>
@@ -10587,6 +10730,576 @@
                 <w:i w:val="0"/>
                 <w:sz w:val="18"/>
               </w:rPr>
+              <w:t>GET broker-claims/{broker-claim-id}/follow-ups</w:t>
+            </w:r>
+          </w:p>
+        </w:tc>
+        <w:tc>
+          <w:tcPr>
+            <w:tcW w:type="dxa" w:w="1609"/>
+          </w:tcPr>
+          <w:p>
+            <w:pPr>
+              <w:spacing w:before="20" w:after="20"/>
+            </w:pPr>
+            <w:r>
+              <w:rPr>
+                <w:rFonts w:ascii="Arial" w:hAnsi="Arial" w:cs="Arial" w:eastAsia="Arial"/>
+                <w:b w:val="0"/>
+                <w:i w:val="0"/>
+                <w:sz w:val="18"/>
+              </w:rPr>
+              <w:t>BCL_VIEW</w:t>
+            </w:r>
+          </w:p>
+        </w:tc>
+        <w:tc>
+          <w:tcPr>
+            <w:tcW w:type="dxa" w:w="1609"/>
+          </w:tcPr>
+          <w:p>
+            <w:pPr>
+              <w:spacing w:before="20" w:after="20"/>
+            </w:pPr>
+            <w:r>
+              <w:rPr>
+                <w:rFonts w:ascii="Arial" w:hAnsi="Arial" w:cs="Arial" w:eastAsia="Arial"/>
+                <w:b w:val="0"/>
+                <w:i w:val="0"/>
+                <w:sz w:val="18"/>
+              </w:rPr>
+              <w:t>Query: companyId</w:t>
+            </w:r>
+          </w:p>
+          <w:p>
+            <w:pPr>
+              <w:spacing w:before="20" w:after="20"/>
+            </w:pPr>
+            <w:r>
+              <w:rPr>
+                <w:rFonts w:ascii="Arial" w:hAnsi="Arial" w:cs="Arial" w:eastAsia="Arial"/>
+                <w:b w:val="0"/>
+                <w:i w:val="0"/>
+                <w:sz w:val="18"/>
+              </w:rPr>
+              <w:t>Body: -</w:t>
+            </w:r>
+          </w:p>
+        </w:tc>
+        <w:tc>
+          <w:tcPr>
+            <w:tcW w:type="dxa" w:w="1694"/>
+          </w:tcPr>
+          <w:p>
+            <w:pPr>
+              <w:spacing w:before="20" w:after="20"/>
+            </w:pPr>
+            <w:r>
+              <w:rPr>
+                <w:rFonts w:ascii="Arial" w:hAnsi="Arial" w:cs="Arial" w:eastAsia="Arial"/>
+                <w:b w:val="0"/>
+                <w:i w:val="0"/>
+                <w:sz w:val="18"/>
+              </w:rPr>
+              <w:t>List of id, type, actionTaken, nextPlanSummary, nextPlanDetail, statusCode, settlementAmount, adjusterEvaluation, insurerDeductible, followedUpOn and 2 more</w:t>
+            </w:r>
+          </w:p>
+        </w:tc>
+        <w:tc>
+          <w:tcPr>
+            <w:tcW w:type="dxa" w:w="1524"/>
+          </w:tcPr>
+          <w:p>
+            <w:pPr>
+              <w:spacing w:before="20" w:after="20"/>
+            </w:pPr>
+            <w:r>
+              <w:rPr>
+                <w:rFonts w:ascii="Arial" w:hAnsi="Arial" w:cs="Arial" w:eastAsia="Arial"/>
+                <w:b w:val="0"/>
+                <w:i w:val="0"/>
+                <w:sz w:val="18"/>
+              </w:rPr>
+              <w:t>Follow-ups of the claim, newest first.</w:t>
+            </w:r>
+          </w:p>
+        </w:tc>
+      </w:tr>
+      <w:tr>
+        <w:trPr>
+          <w:cantSplit/>
+        </w:trPr>
+        <w:tc>
+          <w:tcPr>
+            <w:tcW w:type="dxa" w:w="2202"/>
+          </w:tcPr>
+          <w:p>
+            <w:pPr>
+              <w:spacing w:before="20" w:after="20"/>
+            </w:pPr>
+            <w:r>
+              <w:rPr>
+                <w:rFonts w:ascii="Arial" w:hAnsi="Arial" w:cs="Arial" w:eastAsia="Arial"/>
+                <w:b w:val="0"/>
+                <w:i w:val="0"/>
+                <w:sz w:val="18"/>
+              </w:rPr>
+              <w:t>POST broker-claims/{broker-claim-id}/follow-ups</w:t>
+            </w:r>
+          </w:p>
+        </w:tc>
+        <w:tc>
+          <w:tcPr>
+            <w:tcW w:type="dxa" w:w="1609"/>
+          </w:tcPr>
+          <w:p>
+            <w:pPr>
+              <w:spacing w:before="20" w:after="20"/>
+            </w:pPr>
+            <w:r>
+              <w:rPr>
+                <w:rFonts w:ascii="Arial" w:hAnsi="Arial" w:cs="Arial" w:eastAsia="Arial"/>
+                <w:b w:val="0"/>
+                <w:i w:val="0"/>
+                <w:sz w:val="18"/>
+              </w:rPr>
+              <w:t>BCL_STATUS_UPDATE</w:t>
+            </w:r>
+          </w:p>
+        </w:tc>
+        <w:tc>
+          <w:tcPr>
+            <w:tcW w:type="dxa" w:w="1609"/>
+          </w:tcPr>
+          <w:p>
+            <w:pPr>
+              <w:spacing w:before="20" w:after="20"/>
+            </w:pPr>
+            <w:r>
+              <w:rPr>
+                <w:rFonts w:ascii="Arial" w:hAnsi="Arial" w:cs="Arial" w:eastAsia="Arial"/>
+                <w:b w:val="0"/>
+                <w:i w:val="0"/>
+                <w:sz w:val="18"/>
+              </w:rPr>
+              <w:t>Query: companyId</w:t>
+            </w:r>
+          </w:p>
+          <w:p>
+            <w:pPr>
+              <w:spacing w:before="20" w:after="20"/>
+            </w:pPr>
+            <w:r>
+              <w:rPr>
+                <w:rFonts w:ascii="Arial" w:hAnsi="Arial" w:cs="Arial" w:eastAsia="Arial"/>
+                <w:b w:val="0"/>
+                <w:i w:val="0"/>
+                <w:sz w:val="18"/>
+              </w:rPr>
+              <w:t>Body: type*; actionTaken*; nextPlanSummary; nextPlanDetail; statusCode; settlementAmount; adjusterEvaluation; insurerDeductible</w:t>
+            </w:r>
+          </w:p>
+        </w:tc>
+        <w:tc>
+          <w:tcPr>
+            <w:tcW w:type="dxa" w:w="1694"/>
+          </w:tcPr>
+          <w:p>
+            <w:pPr>
+              <w:spacing w:before="20" w:after="20"/>
+            </w:pPr>
+            <w:r>
+              <w:rPr>
+                <w:rFonts w:ascii="Arial" w:hAnsi="Arial" w:cs="Arial" w:eastAsia="Arial"/>
+                <w:b w:val="0"/>
+                <w:i w:val="0"/>
+                <w:sz w:val="18"/>
+              </w:rPr>
+              <w:t>id, type, actionTaken, nextPlanSummary, nextPlanDetail, statusCode, settlementAmount, adjusterEvaluation, insurerDeductible, followedUpOn and 2 more</w:t>
+            </w:r>
+          </w:p>
+        </w:tc>
+        <w:tc>
+          <w:tcPr>
+            <w:tcW w:type="dxa" w:w="1524"/>
+          </w:tcPr>
+          <w:p>
+            <w:pPr>
+              <w:spacing w:before="20" w:after="20"/>
+            </w:pPr>
+            <w:r>
+              <w:rPr>
+                <w:rFonts w:ascii="Arial" w:hAnsi="Arial" w:cs="Arial" w:eastAsia="Arial"/>
+                <w:b w:val="0"/>
+                <w:i w:val="0"/>
+                <w:sz w:val="18"/>
+              </w:rPr>
+              <w:t>Records a follow-up.</w:t>
+            </w:r>
+          </w:p>
+        </w:tc>
+      </w:tr>
+      <w:tr>
+        <w:trPr>
+          <w:cantSplit/>
+        </w:trPr>
+        <w:tc>
+          <w:tcPr>
+            <w:tcW w:type="dxa" w:w="2202"/>
+          </w:tcPr>
+          <w:p>
+            <w:pPr>
+              <w:spacing w:before="20" w:after="20"/>
+            </w:pPr>
+            <w:r>
+              <w:rPr>
+                <w:rFonts w:ascii="Arial" w:hAnsi="Arial" w:cs="Arial" w:eastAsia="Arial"/>
+                <w:b w:val="0"/>
+                <w:i w:val="0"/>
+                <w:sz w:val="18"/>
+              </w:rPr>
+              <w:t>GET broker-claims/{broker-claim-id}/document-checklist</w:t>
+            </w:r>
+          </w:p>
+        </w:tc>
+        <w:tc>
+          <w:tcPr>
+            <w:tcW w:type="dxa" w:w="1609"/>
+          </w:tcPr>
+          <w:p>
+            <w:pPr>
+              <w:spacing w:before="20" w:after="20"/>
+            </w:pPr>
+            <w:r>
+              <w:rPr>
+                <w:rFonts w:ascii="Arial" w:hAnsi="Arial" w:cs="Arial" w:eastAsia="Arial"/>
+                <w:b w:val="0"/>
+                <w:i w:val="0"/>
+                <w:sz w:val="18"/>
+              </w:rPr>
+              <w:t>BCL_VIEW</w:t>
+            </w:r>
+          </w:p>
+        </w:tc>
+        <w:tc>
+          <w:tcPr>
+            <w:tcW w:type="dxa" w:w="1609"/>
+          </w:tcPr>
+          <w:p>
+            <w:pPr>
+              <w:spacing w:before="20" w:after="20"/>
+            </w:pPr>
+            <w:r>
+              <w:rPr>
+                <w:rFonts w:ascii="Arial" w:hAnsi="Arial" w:cs="Arial" w:eastAsia="Arial"/>
+                <w:b w:val="0"/>
+                <w:i w:val="0"/>
+                <w:sz w:val="18"/>
+              </w:rPr>
+              <w:t>Query: companyId</w:t>
+            </w:r>
+          </w:p>
+          <w:p>
+            <w:pPr>
+              <w:spacing w:before="20" w:after="20"/>
+            </w:pPr>
+            <w:r>
+              <w:rPr>
+                <w:rFonts w:ascii="Arial" w:hAnsi="Arial" w:cs="Arial" w:eastAsia="Arial"/>
+                <w:b w:val="0"/>
+                <w:i w:val="0"/>
+                <w:sz w:val="18"/>
+              </w:rPr>
+              <w:t>Body: -</w:t>
+            </w:r>
+          </w:p>
+        </w:tc>
+        <w:tc>
+          <w:tcPr>
+            <w:tcW w:type="dxa" w:w="1694"/>
+          </w:tcPr>
+          <w:p>
+            <w:pPr>
+              <w:spacing w:before="20" w:after="20"/>
+            </w:pPr>
+            <w:r>
+              <w:rPr>
+                <w:rFonts w:ascii="Arial" w:hAnsi="Arial" w:cs="Arial" w:eastAsia="Arial"/>
+                <w:b w:val="0"/>
+                <w:i w:val="0"/>
+                <w:sz w:val="18"/>
+              </w:rPr>
+              <w:t>List of documentType, label, required, uploaded</w:t>
+            </w:r>
+          </w:p>
+        </w:tc>
+        <w:tc>
+          <w:tcPr>
+            <w:tcW w:type="dxa" w:w="1524"/>
+          </w:tcPr>
+          <w:p>
+            <w:pPr>
+              <w:spacing w:before="20" w:after="20"/>
+            </w:pPr>
+            <w:r>
+              <w:rPr>
+                <w:rFonts w:ascii="Arial" w:hAnsi="Arial" w:cs="Arial" w:eastAsia="Arial"/>
+                <w:b w:val="0"/>
+                <w:i w:val="0"/>
+                <w:sz w:val="18"/>
+              </w:rPr>
+              <w:t>The document checklist of the claim with what is uploaded.</w:t>
+            </w:r>
+          </w:p>
+        </w:tc>
+      </w:tr>
+      <w:tr>
+        <w:trPr>
+          <w:cantSplit/>
+        </w:trPr>
+        <w:tc>
+          <w:tcPr>
+            <w:tcW w:type="dxa" w:w="2202"/>
+          </w:tcPr>
+          <w:p>
+            <w:pPr>
+              <w:spacing w:before="20" w:after="20"/>
+            </w:pPr>
+            <w:r>
+              <w:rPr>
+                <w:rFonts w:ascii="Arial" w:hAnsi="Arial" w:cs="Arial" w:eastAsia="Arial"/>
+                <w:b w:val="0"/>
+                <w:i w:val="0"/>
+                <w:sz w:val="18"/>
+              </w:rPr>
+              <w:t>PUT broker-claims/{broker-claim-id}/motor</w:t>
+            </w:r>
+          </w:p>
+        </w:tc>
+        <w:tc>
+          <w:tcPr>
+            <w:tcW w:type="dxa" w:w="1609"/>
+          </w:tcPr>
+          <w:p>
+            <w:pPr>
+              <w:spacing w:before="20" w:after="20"/>
+            </w:pPr>
+            <w:r>
+              <w:rPr>
+                <w:rFonts w:ascii="Arial" w:hAnsi="Arial" w:cs="Arial" w:eastAsia="Arial"/>
+                <w:b w:val="0"/>
+                <w:i w:val="0"/>
+                <w:sz w:val="18"/>
+              </w:rPr>
+              <w:t>BCL_RECORD</w:t>
+            </w:r>
+          </w:p>
+        </w:tc>
+        <w:tc>
+          <w:tcPr>
+            <w:tcW w:type="dxa" w:w="1609"/>
+          </w:tcPr>
+          <w:p>
+            <w:pPr>
+              <w:spacing w:before="20" w:after="20"/>
+            </w:pPr>
+            <w:r>
+              <w:rPr>
+                <w:rFonts w:ascii="Arial" w:hAnsi="Arial" w:cs="Arial" w:eastAsia="Arial"/>
+                <w:b w:val="0"/>
+                <w:i w:val="0"/>
+                <w:sz w:val="18"/>
+              </w:rPr>
+              <w:t>Query: companyId</w:t>
+            </w:r>
+          </w:p>
+          <w:p>
+            <w:pPr>
+              <w:spacing w:before="20" w:after="20"/>
+            </w:pPr>
+            <w:r>
+              <w:rPr>
+                <w:rFonts w:ascii="Arial" w:hAnsi="Arial" w:cs="Arial" w:eastAsia="Arial"/>
+                <w:b w:val="0"/>
+                <w:i w:val="0"/>
+                <w:sz w:val="18"/>
+              </w:rPr>
+              <w:t>Body: plateNo; preferredShopCode</w:t>
+            </w:r>
+          </w:p>
+        </w:tc>
+        <w:tc>
+          <w:tcPr>
+            <w:tcW w:type="dxa" w:w="1694"/>
+          </w:tcPr>
+          <w:p>
+            <w:pPr>
+              <w:spacing w:before="20" w:after="20"/>
+            </w:pPr>
+            <w:r>
+              <w:rPr>
+                <w:rFonts w:ascii="Arial" w:hAnsi="Arial" w:cs="Arial" w:eastAsia="Arial"/>
+                <w:b w:val="0"/>
+                <w:i w:val="0"/>
+                <w:sz w:val="18"/>
+              </w:rPr>
+              <w:t>id, claimNo, source, handler, unitCode, unitLabel, branchId, cover, premium, loss and 8 more</w:t>
+            </w:r>
+          </w:p>
+        </w:tc>
+        <w:tc>
+          <w:tcPr>
+            <w:tcW w:type="dxa" w:w="1524"/>
+          </w:tcPr>
+          <w:p>
+            <w:pPr>
+              <w:spacing w:before="20" w:after="20"/>
+            </w:pPr>
+            <w:r>
+              <w:rPr>
+                <w:rFonts w:ascii="Arial" w:hAnsi="Arial" w:cs="Arial" w:eastAsia="Arial"/>
+                <w:b w:val="0"/>
+                <w:i w:val="0"/>
+                <w:sz w:val="18"/>
+              </w:rPr>
+              <w:t>Sets the plate number and the preferred repair shop.</w:t>
+            </w:r>
+          </w:p>
+        </w:tc>
+      </w:tr>
+      <w:tr>
+        <w:trPr>
+          <w:cantSplit/>
+        </w:trPr>
+        <w:tc>
+          <w:tcPr>
+            <w:tcW w:type="dxa" w:w="2202"/>
+          </w:tcPr>
+          <w:p>
+            <w:pPr>
+              <w:spacing w:before="20" w:after="20"/>
+            </w:pPr>
+            <w:r>
+              <w:rPr>
+                <w:rFonts w:ascii="Arial" w:hAnsi="Arial" w:cs="Arial" w:eastAsia="Arial"/>
+                <w:b w:val="0"/>
+                <w:i w:val="0"/>
+                <w:sz w:val="18"/>
+              </w:rPr>
+              <w:t>POST broker-claims/{broker-claim-id}/return-to-ao</w:t>
+            </w:r>
+          </w:p>
+        </w:tc>
+        <w:tc>
+          <w:tcPr>
+            <w:tcW w:type="dxa" w:w="1609"/>
+          </w:tcPr>
+          <w:p>
+            <w:pPr>
+              <w:spacing w:before="20" w:after="20"/>
+            </w:pPr>
+            <w:r>
+              <w:rPr>
+                <w:rFonts w:ascii="Arial" w:hAnsi="Arial" w:cs="Arial" w:eastAsia="Arial"/>
+                <w:b w:val="0"/>
+                <w:i w:val="0"/>
+                <w:sz w:val="18"/>
+              </w:rPr>
+              <w:t>BCL_RECORD, BCL_STATUS_UPDATE</w:t>
+            </w:r>
+          </w:p>
+        </w:tc>
+        <w:tc>
+          <w:tcPr>
+            <w:tcW w:type="dxa" w:w="1609"/>
+          </w:tcPr>
+          <w:p>
+            <w:pPr>
+              <w:spacing w:before="20" w:after="20"/>
+            </w:pPr>
+            <w:r>
+              <w:rPr>
+                <w:rFonts w:ascii="Arial" w:hAnsi="Arial" w:cs="Arial" w:eastAsia="Arial"/>
+                <w:b w:val="0"/>
+                <w:i w:val="0"/>
+                <w:sz w:val="18"/>
+              </w:rPr>
+              <w:t>Query: companyId</w:t>
+            </w:r>
+          </w:p>
+          <w:p>
+            <w:pPr>
+              <w:spacing w:before="20" w:after="20"/>
+            </w:pPr>
+            <w:r>
+              <w:rPr>
+                <w:rFonts w:ascii="Arial" w:hAnsi="Arial" w:cs="Arial" w:eastAsia="Arial"/>
+                <w:b w:val="0"/>
+                <w:i w:val="0"/>
+                <w:sz w:val="18"/>
+              </w:rPr>
+              <w:t>Body: note</w:t>
+            </w:r>
+          </w:p>
+        </w:tc>
+        <w:tc>
+          <w:tcPr>
+            <w:tcW w:type="dxa" w:w="1694"/>
+          </w:tcPr>
+          <w:p>
+            <w:pPr>
+              <w:spacing w:before="20" w:after="20"/>
+            </w:pPr>
+            <w:r>
+              <w:rPr>
+                <w:rFonts w:ascii="Arial" w:hAnsi="Arial" w:cs="Arial" w:eastAsia="Arial"/>
+                <w:b w:val="0"/>
+                <w:i w:val="0"/>
+                <w:sz w:val="18"/>
+              </w:rPr>
+              <w:t>id, claimNo, source, handler, unitCode, unitLabel, branchId, cover, premium, loss and 8 more</w:t>
+            </w:r>
+          </w:p>
+        </w:tc>
+        <w:tc>
+          <w:tcPr>
+            <w:tcW w:type="dxa" w:w="1524"/>
+          </w:tcPr>
+          <w:p>
+            <w:pPr>
+              <w:spacing w:before="20" w:after="20"/>
+            </w:pPr>
+            <w:r>
+              <w:rPr>
+                <w:rFonts w:ascii="Arial" w:hAnsi="Arial" w:cs="Arial" w:eastAsia="Arial"/>
+                <w:b w:val="0"/>
+                <w:i w:val="0"/>
+                <w:sz w:val="18"/>
+              </w:rPr>
+              <w:t>Returns the claim of a partly paid or unpaid policy to the Account Officer.</w:t>
+            </w:r>
+          </w:p>
+        </w:tc>
+      </w:tr>
+      <w:tr>
+        <w:trPr>
+          <w:cantSplit/>
+        </w:trPr>
+        <w:tc>
+          <w:tcPr>
+            <w:tcW w:type="dxa" w:w="2202"/>
+          </w:tcPr>
+          <w:p>
+            <w:pPr>
+              <w:spacing w:before="20" w:after="20"/>
+            </w:pPr>
+            <w:r>
+              <w:rPr>
+                <w:rFonts w:ascii="Arial" w:hAnsi="Arial" w:cs="Arial" w:eastAsia="Arial"/>
+                <w:b w:val="0"/>
+                <w:i w:val="0"/>
+                <w:sz w:val="18"/>
+              </w:rPr>
               <w:t>GET broker-claims/covers</w:t>
             </w:r>
           </w:p>
@@ -14165,6 +14878,234 @@
                 <w:i w:val="0"/>
                 <w:sz w:val="18"/>
               </w:rPr>
+              <w:t>GET broker-claims/{broker-claim-id}/follow-ups</w:t>
+            </w:r>
+          </w:p>
+        </w:tc>
+        <w:tc>
+          <w:tcPr>
+            <w:tcW w:type="dxa" w:w="1609"/>
+          </w:tcPr>
+          <w:p>
+            <w:pPr>
+              <w:spacing w:before="20" w:after="20"/>
+            </w:pPr>
+            <w:r>
+              <w:rPr>
+                <w:rFonts w:ascii="Arial" w:hAnsi="Arial" w:cs="Arial" w:eastAsia="Arial"/>
+                <w:b w:val="0"/>
+                <w:i w:val="0"/>
+                <w:sz w:val="18"/>
+              </w:rPr>
+              <w:t>BCL_VIEW</w:t>
+            </w:r>
+          </w:p>
+        </w:tc>
+        <w:tc>
+          <w:tcPr>
+            <w:tcW w:type="dxa" w:w="1609"/>
+          </w:tcPr>
+          <w:p>
+            <w:pPr>
+              <w:spacing w:before="20" w:after="20"/>
+            </w:pPr>
+            <w:r>
+              <w:rPr>
+                <w:rFonts w:ascii="Arial" w:hAnsi="Arial" w:cs="Arial" w:eastAsia="Arial"/>
+                <w:b w:val="0"/>
+                <w:i w:val="0"/>
+                <w:sz w:val="18"/>
+              </w:rPr>
+              <w:t>Query: companyId</w:t>
+            </w:r>
+          </w:p>
+          <w:p>
+            <w:pPr>
+              <w:spacing w:before="20" w:after="20"/>
+            </w:pPr>
+            <w:r>
+              <w:rPr>
+                <w:rFonts w:ascii="Arial" w:hAnsi="Arial" w:cs="Arial" w:eastAsia="Arial"/>
+                <w:b w:val="0"/>
+                <w:i w:val="0"/>
+                <w:sz w:val="18"/>
+              </w:rPr>
+              <w:t>Body: -</w:t>
+            </w:r>
+          </w:p>
+        </w:tc>
+        <w:tc>
+          <w:tcPr>
+            <w:tcW w:type="dxa" w:w="1694"/>
+          </w:tcPr>
+          <w:p>
+            <w:pPr>
+              <w:spacing w:before="20" w:after="20"/>
+            </w:pPr>
+            <w:r>
+              <w:rPr>
+                <w:rFonts w:ascii="Arial" w:hAnsi="Arial" w:cs="Arial" w:eastAsia="Arial"/>
+                <w:b w:val="0"/>
+                <w:i w:val="0"/>
+                <w:sz w:val="18"/>
+              </w:rPr>
+              <w:t>List of id, type, actionTaken, nextPlanSummary, nextPlanDetail, statusCode, settlementAmount, adjusterEvaluation, insurerDeductible, followedUpOn and 2 more</w:t>
+            </w:r>
+          </w:p>
+        </w:tc>
+        <w:tc>
+          <w:tcPr>
+            <w:tcW w:type="dxa" w:w="1524"/>
+          </w:tcPr>
+          <w:p>
+            <w:pPr>
+              <w:spacing w:before="20" w:after="20"/>
+            </w:pPr>
+            <w:r>
+              <w:rPr>
+                <w:rFonts w:ascii="Arial" w:hAnsi="Arial" w:cs="Arial" w:eastAsia="Arial"/>
+                <w:b w:val="0"/>
+                <w:i w:val="0"/>
+                <w:sz w:val="18"/>
+              </w:rPr>
+              <w:t>Follow-ups of the claim, newest first.</w:t>
+            </w:r>
+          </w:p>
+        </w:tc>
+      </w:tr>
+      <w:tr>
+        <w:trPr>
+          <w:cantSplit/>
+        </w:trPr>
+        <w:tc>
+          <w:tcPr>
+            <w:tcW w:type="dxa" w:w="2202"/>
+          </w:tcPr>
+          <w:p>
+            <w:pPr>
+              <w:spacing w:before="20" w:after="20"/>
+            </w:pPr>
+            <w:r>
+              <w:rPr>
+                <w:rFonts w:ascii="Arial" w:hAnsi="Arial" w:cs="Arial" w:eastAsia="Arial"/>
+                <w:b w:val="0"/>
+                <w:i w:val="0"/>
+                <w:sz w:val="18"/>
+              </w:rPr>
+              <w:t>POST broker-claims/{broker-claim-id}/follow-ups</w:t>
+            </w:r>
+          </w:p>
+        </w:tc>
+        <w:tc>
+          <w:tcPr>
+            <w:tcW w:type="dxa" w:w="1609"/>
+          </w:tcPr>
+          <w:p>
+            <w:pPr>
+              <w:spacing w:before="20" w:after="20"/>
+            </w:pPr>
+            <w:r>
+              <w:rPr>
+                <w:rFonts w:ascii="Arial" w:hAnsi="Arial" w:cs="Arial" w:eastAsia="Arial"/>
+                <w:b w:val="0"/>
+                <w:i w:val="0"/>
+                <w:sz w:val="18"/>
+              </w:rPr>
+              <w:t>BCL_STATUS_UPDATE</w:t>
+            </w:r>
+          </w:p>
+        </w:tc>
+        <w:tc>
+          <w:tcPr>
+            <w:tcW w:type="dxa" w:w="1609"/>
+          </w:tcPr>
+          <w:p>
+            <w:pPr>
+              <w:spacing w:before="20" w:after="20"/>
+            </w:pPr>
+            <w:r>
+              <w:rPr>
+                <w:rFonts w:ascii="Arial" w:hAnsi="Arial" w:cs="Arial" w:eastAsia="Arial"/>
+                <w:b w:val="0"/>
+                <w:i w:val="0"/>
+                <w:sz w:val="18"/>
+              </w:rPr>
+              <w:t>Query: companyId</w:t>
+            </w:r>
+          </w:p>
+          <w:p>
+            <w:pPr>
+              <w:spacing w:before="20" w:after="20"/>
+            </w:pPr>
+            <w:r>
+              <w:rPr>
+                <w:rFonts w:ascii="Arial" w:hAnsi="Arial" w:cs="Arial" w:eastAsia="Arial"/>
+                <w:b w:val="0"/>
+                <w:i w:val="0"/>
+                <w:sz w:val="18"/>
+              </w:rPr>
+              <w:t>Body: type*; actionTaken*; nextPlanSummary; nextPlanDetail; statusCode; settlementAmount; adjusterEvaluation; insurerDeductible</w:t>
+            </w:r>
+          </w:p>
+        </w:tc>
+        <w:tc>
+          <w:tcPr>
+            <w:tcW w:type="dxa" w:w="1694"/>
+          </w:tcPr>
+          <w:p>
+            <w:pPr>
+              <w:spacing w:before="20" w:after="20"/>
+            </w:pPr>
+            <w:r>
+              <w:rPr>
+                <w:rFonts w:ascii="Arial" w:hAnsi="Arial" w:cs="Arial" w:eastAsia="Arial"/>
+                <w:b w:val="0"/>
+                <w:i w:val="0"/>
+                <w:sz w:val="18"/>
+              </w:rPr>
+              <w:t>id, type, actionTaken, nextPlanSummary, nextPlanDetail, statusCode, settlementAmount, adjusterEvaluation, insurerDeductible, followedUpOn and 2 more</w:t>
+            </w:r>
+          </w:p>
+        </w:tc>
+        <w:tc>
+          <w:tcPr>
+            <w:tcW w:type="dxa" w:w="1524"/>
+          </w:tcPr>
+          <w:p>
+            <w:pPr>
+              <w:spacing w:before="20" w:after="20"/>
+            </w:pPr>
+            <w:r>
+              <w:rPr>
+                <w:rFonts w:ascii="Arial" w:hAnsi="Arial" w:cs="Arial" w:eastAsia="Arial"/>
+                <w:b w:val="0"/>
+                <w:i w:val="0"/>
+                <w:sz w:val="18"/>
+              </w:rPr>
+              <w:t>Records a follow-up.</w:t>
+            </w:r>
+          </w:p>
+        </w:tc>
+      </w:tr>
+      <w:tr>
+        <w:trPr>
+          <w:cantSplit/>
+        </w:trPr>
+        <w:tc>
+          <w:tcPr>
+            <w:tcW w:type="dxa" w:w="2202"/>
+          </w:tcPr>
+          <w:p>
+            <w:pPr>
+              <w:spacing w:before="20" w:after="20"/>
+            </w:pPr>
+            <w:r>
+              <w:rPr>
+                <w:rFonts w:ascii="Arial" w:hAnsi="Arial" w:cs="Arial" w:eastAsia="Arial"/>
+                <w:b w:val="0"/>
+                <w:i w:val="0"/>
+                <w:sz w:val="18"/>
+              </w:rPr>
               <w:t>POST broker-claims/{broker-claim-id}/status</w:t>
             </w:r>
           </w:p>
@@ -18122,6 +19063,206 @@
                 <w:sz w:val="18"/>
               </w:rPr>
               <w:t>Purpose</w:t>
+            </w:r>
+          </w:p>
+        </w:tc>
+      </w:tr>
+      <w:tr>
+        <w:trPr>
+          <w:cantSplit/>
+        </w:trPr>
+        <w:tc>
+          <w:tcPr>
+            <w:tcW w:type="dxa" w:w="2202"/>
+          </w:tcPr>
+          <w:p>
+            <w:pPr>
+              <w:spacing w:before="20" w:after="20"/>
+            </w:pPr>
+            <w:r>
+              <w:rPr>
+                <w:rFonts w:ascii="Arial" w:hAnsi="Arial" w:cs="Arial" w:eastAsia="Arial"/>
+                <w:b w:val="0"/>
+                <w:i w:val="0"/>
+                <w:sz w:val="18"/>
+              </w:rPr>
+              <w:t>GET broker-claims/setup/document-requirements</w:t>
+            </w:r>
+          </w:p>
+        </w:tc>
+        <w:tc>
+          <w:tcPr>
+            <w:tcW w:type="dxa" w:w="1609"/>
+          </w:tcPr>
+          <w:p>
+            <w:pPr>
+              <w:spacing w:before="20" w:after="20"/>
+            </w:pPr>
+            <w:r>
+              <w:rPr>
+                <w:rFonts w:ascii="Arial" w:hAnsi="Arial" w:cs="Arial" w:eastAsia="Arial"/>
+                <w:b w:val="0"/>
+                <w:i w:val="0"/>
+                <w:sz w:val="18"/>
+              </w:rPr>
+              <w:t>BCL_SETUP, BCL_VIEW</w:t>
+            </w:r>
+          </w:p>
+        </w:tc>
+        <w:tc>
+          <w:tcPr>
+            <w:tcW w:type="dxa" w:w="1609"/>
+          </w:tcPr>
+          <w:p>
+            <w:pPr>
+              <w:spacing w:before="20" w:after="20"/>
+            </w:pPr>
+            <w:r>
+              <w:rPr>
+                <w:rFonts w:ascii="Arial" w:hAnsi="Arial" w:cs="Arial" w:eastAsia="Arial"/>
+                <w:b w:val="0"/>
+                <w:i w:val="0"/>
+                <w:sz w:val="18"/>
+              </w:rPr>
+              <w:t>Body: -</w:t>
+            </w:r>
+          </w:p>
+        </w:tc>
+        <w:tc>
+          <w:tcPr>
+            <w:tcW w:type="dxa" w:w="1694"/>
+          </w:tcPr>
+          <w:p>
+            <w:pPr>
+              <w:spacing w:before="20" w:after="20"/>
+            </w:pPr>
+            <w:r>
+              <w:rPr>
+                <w:rFonts w:ascii="Arial" w:hAnsi="Arial" w:cs="Arial" w:eastAsia="Arial"/>
+                <w:b w:val="0"/>
+                <w:i w:val="0"/>
+                <w:sz w:val="18"/>
+              </w:rPr>
+              <w:t>List of id, claimType, documentType, required, active</w:t>
+            </w:r>
+          </w:p>
+        </w:tc>
+        <w:tc>
+          <w:tcPr>
+            <w:tcW w:type="dxa" w:w="1524"/>
+          </w:tcPr>
+          <w:p>
+            <w:pPr>
+              <w:spacing w:before="20" w:after="20"/>
+            </w:pPr>
+            <w:r>
+              <w:rPr>
+                <w:rFonts w:ascii="Arial" w:hAnsi="Arial" w:cs="Arial" w:eastAsia="Arial"/>
+                <w:b w:val="0"/>
+                <w:i w:val="0"/>
+                <w:sz w:val="18"/>
+              </w:rPr>
+              <w:t>The document checklist.</w:t>
+            </w:r>
+          </w:p>
+        </w:tc>
+      </w:tr>
+      <w:tr>
+        <w:trPr>
+          <w:cantSplit/>
+        </w:trPr>
+        <w:tc>
+          <w:tcPr>
+            <w:tcW w:type="dxa" w:w="2202"/>
+          </w:tcPr>
+          <w:p>
+            <w:pPr>
+              <w:spacing w:before="20" w:after="20"/>
+            </w:pPr>
+            <w:r>
+              <w:rPr>
+                <w:rFonts w:ascii="Arial" w:hAnsi="Arial" w:cs="Arial" w:eastAsia="Arial"/>
+                <w:b w:val="0"/>
+                <w:i w:val="0"/>
+                <w:sz w:val="18"/>
+              </w:rPr>
+              <w:t>POST broker-claims/setup/document-requirements</w:t>
+            </w:r>
+          </w:p>
+        </w:tc>
+        <w:tc>
+          <w:tcPr>
+            <w:tcW w:type="dxa" w:w="1609"/>
+          </w:tcPr>
+          <w:p>
+            <w:pPr>
+              <w:spacing w:before="20" w:after="20"/>
+            </w:pPr>
+            <w:r>
+              <w:rPr>
+                <w:rFonts w:ascii="Arial" w:hAnsi="Arial" w:cs="Arial" w:eastAsia="Arial"/>
+                <w:b w:val="0"/>
+                <w:i w:val="0"/>
+                <w:sz w:val="18"/>
+              </w:rPr>
+              <w:t>BCL_SETUP</w:t>
+            </w:r>
+          </w:p>
+        </w:tc>
+        <w:tc>
+          <w:tcPr>
+            <w:tcW w:type="dxa" w:w="1609"/>
+          </w:tcPr>
+          <w:p>
+            <w:pPr>
+              <w:spacing w:before="20" w:after="20"/>
+            </w:pPr>
+            <w:r>
+              <w:rPr>
+                <w:rFonts w:ascii="Arial" w:hAnsi="Arial" w:cs="Arial" w:eastAsia="Arial"/>
+                <w:b w:val="0"/>
+                <w:i w:val="0"/>
+                <w:sz w:val="18"/>
+              </w:rPr>
+              <w:t>Body: claimType*; documentType*; required; active</w:t>
+            </w:r>
+          </w:p>
+        </w:tc>
+        <w:tc>
+          <w:tcPr>
+            <w:tcW w:type="dxa" w:w="1694"/>
+          </w:tcPr>
+          <w:p>
+            <w:pPr>
+              <w:spacing w:before="20" w:after="20"/>
+            </w:pPr>
+            <w:r>
+              <w:rPr>
+                <w:rFonts w:ascii="Arial" w:hAnsi="Arial" w:cs="Arial" w:eastAsia="Arial"/>
+                <w:b w:val="0"/>
+                <w:i w:val="0"/>
+                <w:sz w:val="18"/>
+              </w:rPr>
+              <w:t>id, claimType, documentType, required, active</w:t>
+            </w:r>
+          </w:p>
+        </w:tc>
+        <w:tc>
+          <w:tcPr>
+            <w:tcW w:type="dxa" w:w="1524"/>
+          </w:tcPr>
+          <w:p>
+            <w:pPr>
+              <w:spacing w:before="20" w:after="20"/>
+            </w:pPr>
+            <w:r>
+              <w:rPr>
+                <w:rFonts w:ascii="Arial" w:hAnsi="Arial" w:cs="Arial" w:eastAsia="Arial"/>
+                <w:b w:val="0"/>
+                <w:i w:val="0"/>
+                <w:sz w:val="18"/>
+              </w:rPr>
+              <w:t>Adds or changes a requirement (Claims Unit Head).</w:t>
             </w:r>
           </w:p>
         </w:tc>
@@ -22937,6 +24078,1791 @@
                 <w:i w:val="0"/>
                 <w:sz w:val="18"/>
               </w:rPr>
+              <w:t>POST broker-claims/{broker-claim-id}/follow-ups</w:t>
+            </w:r>
+          </w:p>
+        </w:tc>
+        <w:tc>
+          <w:tcPr>
+            <w:tcW w:type="dxa" w:w="1322"/>
+          </w:tcPr>
+          <w:p>
+            <w:pPr>
+              <w:spacing w:before="20" w:after="20"/>
+            </w:pPr>
+            <w:r>
+              <w:rPr>
+                <w:rFonts w:ascii="Arial" w:hAnsi="Arial" w:cs="Arial" w:eastAsia="Arial"/>
+                <w:b w:val="0"/>
+                <w:i w:val="0"/>
+                <w:sz w:val="18"/>
+              </w:rPr>
+              <w:t>type</w:t>
+            </w:r>
+          </w:p>
+        </w:tc>
+        <w:tc>
+          <w:tcPr>
+            <w:tcW w:type="dxa" w:w="1410"/>
+          </w:tcPr>
+          <w:p>
+            <w:pPr>
+              <w:spacing w:before="20" w:after="20"/>
+            </w:pPr>
+            <w:r>
+              <w:rPr>
+                <w:rFonts w:ascii="Arial" w:hAnsi="Arial" w:cs="Arial" w:eastAsia="Arial"/>
+                <w:b w:val="0"/>
+                <w:i w:val="0"/>
+                <w:sz w:val="18"/>
+              </w:rPr>
+              <w:t>Text</w:t>
+            </w:r>
+          </w:p>
+        </w:tc>
+        <w:tc>
+          <w:tcPr>
+            <w:tcW w:type="dxa" w:w="528"/>
+          </w:tcPr>
+          <w:p>
+            <w:pPr>
+              <w:spacing w:before="20" w:after="20"/>
+            </w:pPr>
+            <w:r>
+              <w:rPr>
+                <w:rFonts w:ascii="Arial" w:hAnsi="Arial" w:cs="Arial" w:eastAsia="Arial"/>
+                <w:b w:val="0"/>
+                <w:i w:val="0"/>
+                <w:sz w:val="18"/>
+              </w:rPr>
+              <w:t>Yes</w:t>
+            </w:r>
+          </w:p>
+        </w:tc>
+        <w:tc>
+          <w:tcPr>
+            <w:tcW w:type="dxa" w:w="1675"/>
+          </w:tcPr>
+          <w:p>
+            <w:pPr>
+              <w:spacing w:before="20" w:after="20"/>
+            </w:pPr>
+            <w:r>
+              <w:rPr>
+                <w:rFonts w:ascii="Arial" w:hAnsi="Arial" w:cs="Arial" w:eastAsia="Arial"/>
+                <w:b w:val="0"/>
+                <w:i w:val="0"/>
+                <w:sz w:val="18"/>
+              </w:rPr>
+              <w:t>required, not blank</w:t>
+            </w:r>
+          </w:p>
+        </w:tc>
+        <w:tc>
+          <w:tcPr>
+            <w:tcW w:type="dxa" w:w="1410"/>
+          </w:tcPr>
+          <w:p>
+            <w:pPr>
+              <w:spacing w:before="20" w:after="20"/>
+            </w:pPr>
+            <w:r>
+              <w:rPr>
+                <w:rFonts w:ascii="Arial" w:hAnsi="Arial" w:cs="Arial" w:eastAsia="Arial"/>
+                <w:b w:val="0"/>
+                <w:i w:val="0"/>
+                <w:sz w:val="18"/>
+              </w:rPr>
+              <w:t>-</w:t>
+            </w:r>
+          </w:p>
+        </w:tc>
+      </w:tr>
+      <w:tr>
+        <w:trPr>
+          <w:cantSplit/>
+        </w:trPr>
+        <w:tc>
+          <w:tcPr>
+            <w:tcW w:type="dxa" w:w="2292"/>
+          </w:tcPr>
+          <w:p>
+            <w:pPr>
+              <w:spacing w:before="20" w:after="20"/>
+            </w:pPr>
+            <w:r>
+              <w:rPr>
+                <w:rFonts w:ascii="Arial" w:hAnsi="Arial" w:cs="Arial" w:eastAsia="Arial"/>
+                <w:b w:val="0"/>
+                <w:i w:val="0"/>
+                <w:sz w:val="18"/>
+              </w:rPr>
+              <w:t>POST broker-claims/{broker-claim-id}/follow-ups</w:t>
+            </w:r>
+          </w:p>
+        </w:tc>
+        <w:tc>
+          <w:tcPr>
+            <w:tcW w:type="dxa" w:w="1322"/>
+          </w:tcPr>
+          <w:p>
+            <w:pPr>
+              <w:spacing w:before="20" w:after="20"/>
+            </w:pPr>
+            <w:r>
+              <w:rPr>
+                <w:rFonts w:ascii="Arial" w:hAnsi="Arial" w:cs="Arial" w:eastAsia="Arial"/>
+                <w:b w:val="0"/>
+                <w:i w:val="0"/>
+                <w:sz w:val="18"/>
+              </w:rPr>
+              <w:t>actionTaken</w:t>
+            </w:r>
+          </w:p>
+        </w:tc>
+        <w:tc>
+          <w:tcPr>
+            <w:tcW w:type="dxa" w:w="1410"/>
+          </w:tcPr>
+          <w:p>
+            <w:pPr>
+              <w:spacing w:before="20" w:after="20"/>
+            </w:pPr>
+            <w:r>
+              <w:rPr>
+                <w:rFonts w:ascii="Arial" w:hAnsi="Arial" w:cs="Arial" w:eastAsia="Arial"/>
+                <w:b w:val="0"/>
+                <w:i w:val="0"/>
+                <w:sz w:val="18"/>
+              </w:rPr>
+              <w:t>Text</w:t>
+            </w:r>
+          </w:p>
+        </w:tc>
+        <w:tc>
+          <w:tcPr>
+            <w:tcW w:type="dxa" w:w="528"/>
+          </w:tcPr>
+          <w:p>
+            <w:pPr>
+              <w:spacing w:before="20" w:after="20"/>
+            </w:pPr>
+            <w:r>
+              <w:rPr>
+                <w:rFonts w:ascii="Arial" w:hAnsi="Arial" w:cs="Arial" w:eastAsia="Arial"/>
+                <w:b w:val="0"/>
+                <w:i w:val="0"/>
+                <w:sz w:val="18"/>
+              </w:rPr>
+              <w:t>Yes</w:t>
+            </w:r>
+          </w:p>
+        </w:tc>
+        <w:tc>
+          <w:tcPr>
+            <w:tcW w:type="dxa" w:w="1675"/>
+          </w:tcPr>
+          <w:p>
+            <w:pPr>
+              <w:spacing w:before="20" w:after="20"/>
+            </w:pPr>
+            <w:r>
+              <w:rPr>
+                <w:rFonts w:ascii="Arial" w:hAnsi="Arial" w:cs="Arial" w:eastAsia="Arial"/>
+                <w:b w:val="0"/>
+                <w:i w:val="0"/>
+                <w:sz w:val="18"/>
+              </w:rPr>
+              <w:t>required, not blank; length 2000</w:t>
+            </w:r>
+          </w:p>
+        </w:tc>
+        <w:tc>
+          <w:tcPr>
+            <w:tcW w:type="dxa" w:w="1410"/>
+          </w:tcPr>
+          <w:p>
+            <w:pPr>
+              <w:spacing w:before="20" w:after="20"/>
+            </w:pPr>
+            <w:r>
+              <w:rPr>
+                <w:rFonts w:ascii="Arial" w:hAnsi="Arial" w:cs="Arial" w:eastAsia="Arial"/>
+                <w:b w:val="0"/>
+                <w:i w:val="0"/>
+                <w:sz w:val="18"/>
+              </w:rPr>
+              <w:t>-</w:t>
+            </w:r>
+          </w:p>
+        </w:tc>
+      </w:tr>
+      <w:tr>
+        <w:trPr>
+          <w:cantSplit/>
+        </w:trPr>
+        <w:tc>
+          <w:tcPr>
+            <w:tcW w:type="dxa" w:w="2292"/>
+          </w:tcPr>
+          <w:p>
+            <w:pPr>
+              <w:spacing w:before="20" w:after="20"/>
+            </w:pPr>
+            <w:r>
+              <w:rPr>
+                <w:rFonts w:ascii="Arial" w:hAnsi="Arial" w:cs="Arial" w:eastAsia="Arial"/>
+                <w:b w:val="0"/>
+                <w:i w:val="0"/>
+                <w:sz w:val="18"/>
+              </w:rPr>
+              <w:t>POST broker-claims/{broker-claim-id}/follow-ups</w:t>
+            </w:r>
+          </w:p>
+        </w:tc>
+        <w:tc>
+          <w:tcPr>
+            <w:tcW w:type="dxa" w:w="1322"/>
+          </w:tcPr>
+          <w:p>
+            <w:pPr>
+              <w:spacing w:before="20" w:after="20"/>
+            </w:pPr>
+            <w:r>
+              <w:rPr>
+                <w:rFonts w:ascii="Arial" w:hAnsi="Arial" w:cs="Arial" w:eastAsia="Arial"/>
+                <w:b w:val="0"/>
+                <w:i w:val="0"/>
+                <w:sz w:val="18"/>
+              </w:rPr>
+              <w:t>nextPlanSummary</w:t>
+            </w:r>
+          </w:p>
+        </w:tc>
+        <w:tc>
+          <w:tcPr>
+            <w:tcW w:type="dxa" w:w="1410"/>
+          </w:tcPr>
+          <w:p>
+            <w:pPr>
+              <w:spacing w:before="20" w:after="20"/>
+            </w:pPr>
+            <w:r>
+              <w:rPr>
+                <w:rFonts w:ascii="Arial" w:hAnsi="Arial" w:cs="Arial" w:eastAsia="Arial"/>
+                <w:b w:val="0"/>
+                <w:i w:val="0"/>
+                <w:sz w:val="18"/>
+              </w:rPr>
+              <w:t>Text</w:t>
+            </w:r>
+          </w:p>
+        </w:tc>
+        <w:tc>
+          <w:tcPr>
+            <w:tcW w:type="dxa" w:w="528"/>
+          </w:tcPr>
+          <w:p>
+            <w:pPr>
+              <w:spacing w:before="20" w:after="20"/>
+            </w:pPr>
+            <w:r>
+              <w:rPr>
+                <w:rFonts w:ascii="Arial" w:hAnsi="Arial" w:cs="Arial" w:eastAsia="Arial"/>
+                <w:b w:val="0"/>
+                <w:i w:val="0"/>
+                <w:sz w:val="18"/>
+              </w:rPr>
+              <w:t>No</w:t>
+            </w:r>
+          </w:p>
+        </w:tc>
+        <w:tc>
+          <w:tcPr>
+            <w:tcW w:type="dxa" w:w="1675"/>
+          </w:tcPr>
+          <w:p>
+            <w:pPr>
+              <w:spacing w:before="20" w:after="20"/>
+            </w:pPr>
+            <w:r>
+              <w:rPr>
+                <w:rFonts w:ascii="Arial" w:hAnsi="Arial" w:cs="Arial" w:eastAsia="Arial"/>
+                <w:b w:val="0"/>
+                <w:i w:val="0"/>
+                <w:sz w:val="18"/>
+              </w:rPr>
+              <w:t>length 500</w:t>
+            </w:r>
+          </w:p>
+        </w:tc>
+        <w:tc>
+          <w:tcPr>
+            <w:tcW w:type="dxa" w:w="1410"/>
+          </w:tcPr>
+          <w:p>
+            <w:pPr>
+              <w:spacing w:before="20" w:after="20"/>
+            </w:pPr>
+            <w:r>
+              <w:rPr>
+                <w:rFonts w:ascii="Arial" w:hAnsi="Arial" w:cs="Arial" w:eastAsia="Arial"/>
+                <w:b w:val="0"/>
+                <w:i w:val="0"/>
+                <w:sz w:val="18"/>
+              </w:rPr>
+              <w:t>-</w:t>
+            </w:r>
+          </w:p>
+        </w:tc>
+      </w:tr>
+      <w:tr>
+        <w:trPr>
+          <w:cantSplit/>
+        </w:trPr>
+        <w:tc>
+          <w:tcPr>
+            <w:tcW w:type="dxa" w:w="2292"/>
+          </w:tcPr>
+          <w:p>
+            <w:pPr>
+              <w:spacing w:before="20" w:after="20"/>
+            </w:pPr>
+            <w:r>
+              <w:rPr>
+                <w:rFonts w:ascii="Arial" w:hAnsi="Arial" w:cs="Arial" w:eastAsia="Arial"/>
+                <w:b w:val="0"/>
+                <w:i w:val="0"/>
+                <w:sz w:val="18"/>
+              </w:rPr>
+              <w:t>POST broker-claims/{broker-claim-id}/follow-ups</w:t>
+            </w:r>
+          </w:p>
+        </w:tc>
+        <w:tc>
+          <w:tcPr>
+            <w:tcW w:type="dxa" w:w="1322"/>
+          </w:tcPr>
+          <w:p>
+            <w:pPr>
+              <w:spacing w:before="20" w:after="20"/>
+            </w:pPr>
+            <w:r>
+              <w:rPr>
+                <w:rFonts w:ascii="Arial" w:hAnsi="Arial" w:cs="Arial" w:eastAsia="Arial"/>
+                <w:b w:val="0"/>
+                <w:i w:val="0"/>
+                <w:sz w:val="18"/>
+              </w:rPr>
+              <w:t>nextPlanDetail</w:t>
+            </w:r>
+          </w:p>
+        </w:tc>
+        <w:tc>
+          <w:tcPr>
+            <w:tcW w:type="dxa" w:w="1410"/>
+          </w:tcPr>
+          <w:p>
+            <w:pPr>
+              <w:spacing w:before="20" w:after="20"/>
+            </w:pPr>
+            <w:r>
+              <w:rPr>
+                <w:rFonts w:ascii="Arial" w:hAnsi="Arial" w:cs="Arial" w:eastAsia="Arial"/>
+                <w:b w:val="0"/>
+                <w:i w:val="0"/>
+                <w:sz w:val="18"/>
+              </w:rPr>
+              <w:t>Text</w:t>
+            </w:r>
+          </w:p>
+        </w:tc>
+        <w:tc>
+          <w:tcPr>
+            <w:tcW w:type="dxa" w:w="528"/>
+          </w:tcPr>
+          <w:p>
+            <w:pPr>
+              <w:spacing w:before="20" w:after="20"/>
+            </w:pPr>
+            <w:r>
+              <w:rPr>
+                <w:rFonts w:ascii="Arial" w:hAnsi="Arial" w:cs="Arial" w:eastAsia="Arial"/>
+                <w:b w:val="0"/>
+                <w:i w:val="0"/>
+                <w:sz w:val="18"/>
+              </w:rPr>
+              <w:t>No</w:t>
+            </w:r>
+          </w:p>
+        </w:tc>
+        <w:tc>
+          <w:tcPr>
+            <w:tcW w:type="dxa" w:w="1675"/>
+          </w:tcPr>
+          <w:p>
+            <w:pPr>
+              <w:spacing w:before="20" w:after="20"/>
+            </w:pPr>
+            <w:r>
+              <w:rPr>
+                <w:rFonts w:ascii="Arial" w:hAnsi="Arial" w:cs="Arial" w:eastAsia="Arial"/>
+                <w:b w:val="0"/>
+                <w:i w:val="0"/>
+                <w:sz w:val="18"/>
+              </w:rPr>
+              <w:t>length 2000</w:t>
+            </w:r>
+          </w:p>
+        </w:tc>
+        <w:tc>
+          <w:tcPr>
+            <w:tcW w:type="dxa" w:w="1410"/>
+          </w:tcPr>
+          <w:p>
+            <w:pPr>
+              <w:spacing w:before="20" w:after="20"/>
+            </w:pPr>
+            <w:r>
+              <w:rPr>
+                <w:rFonts w:ascii="Arial" w:hAnsi="Arial" w:cs="Arial" w:eastAsia="Arial"/>
+                <w:b w:val="0"/>
+                <w:i w:val="0"/>
+                <w:sz w:val="18"/>
+              </w:rPr>
+              <w:t>-</w:t>
+            </w:r>
+          </w:p>
+        </w:tc>
+      </w:tr>
+      <w:tr>
+        <w:trPr>
+          <w:cantSplit/>
+        </w:trPr>
+        <w:tc>
+          <w:tcPr>
+            <w:tcW w:type="dxa" w:w="2292"/>
+          </w:tcPr>
+          <w:p>
+            <w:pPr>
+              <w:spacing w:before="20" w:after="20"/>
+            </w:pPr>
+            <w:r>
+              <w:rPr>
+                <w:rFonts w:ascii="Arial" w:hAnsi="Arial" w:cs="Arial" w:eastAsia="Arial"/>
+                <w:b w:val="0"/>
+                <w:i w:val="0"/>
+                <w:sz w:val="18"/>
+              </w:rPr>
+              <w:t>POST broker-claims/{broker-claim-id}/follow-ups</w:t>
+            </w:r>
+          </w:p>
+        </w:tc>
+        <w:tc>
+          <w:tcPr>
+            <w:tcW w:type="dxa" w:w="1322"/>
+          </w:tcPr>
+          <w:p>
+            <w:pPr>
+              <w:spacing w:before="20" w:after="20"/>
+            </w:pPr>
+            <w:r>
+              <w:rPr>
+                <w:rFonts w:ascii="Arial" w:hAnsi="Arial" w:cs="Arial" w:eastAsia="Arial"/>
+                <w:b w:val="0"/>
+                <w:i w:val="0"/>
+                <w:sz w:val="18"/>
+              </w:rPr>
+              <w:t>statusCode</w:t>
+            </w:r>
+          </w:p>
+        </w:tc>
+        <w:tc>
+          <w:tcPr>
+            <w:tcW w:type="dxa" w:w="1410"/>
+          </w:tcPr>
+          <w:p>
+            <w:pPr>
+              <w:spacing w:before="20" w:after="20"/>
+            </w:pPr>
+            <w:r>
+              <w:rPr>
+                <w:rFonts w:ascii="Arial" w:hAnsi="Arial" w:cs="Arial" w:eastAsia="Arial"/>
+                <w:b w:val="0"/>
+                <w:i w:val="0"/>
+                <w:sz w:val="18"/>
+              </w:rPr>
+              <w:t>Text</w:t>
+            </w:r>
+          </w:p>
+        </w:tc>
+        <w:tc>
+          <w:tcPr>
+            <w:tcW w:type="dxa" w:w="528"/>
+          </w:tcPr>
+          <w:p>
+            <w:pPr>
+              <w:spacing w:before="20" w:after="20"/>
+            </w:pPr>
+            <w:r>
+              <w:rPr>
+                <w:rFonts w:ascii="Arial" w:hAnsi="Arial" w:cs="Arial" w:eastAsia="Arial"/>
+                <w:b w:val="0"/>
+                <w:i w:val="0"/>
+                <w:sz w:val="18"/>
+              </w:rPr>
+              <w:t>No</w:t>
+            </w:r>
+          </w:p>
+        </w:tc>
+        <w:tc>
+          <w:tcPr>
+            <w:tcW w:type="dxa" w:w="1675"/>
+          </w:tcPr>
+          <w:p>
+            <w:pPr>
+              <w:spacing w:before="20" w:after="20"/>
+            </w:pPr>
+            <w:r>
+              <w:rPr>
+                <w:rFonts w:ascii="Arial" w:hAnsi="Arial" w:cs="Arial" w:eastAsia="Arial"/>
+                <w:b w:val="0"/>
+                <w:i w:val="0"/>
+                <w:sz w:val="18"/>
+              </w:rPr>
+              <w:t>-</w:t>
+            </w:r>
+          </w:p>
+        </w:tc>
+        <w:tc>
+          <w:tcPr>
+            <w:tcW w:type="dxa" w:w="1410"/>
+          </w:tcPr>
+          <w:p>
+            <w:pPr>
+              <w:spacing w:before="20" w:after="20"/>
+            </w:pPr>
+            <w:r>
+              <w:rPr>
+                <w:rFonts w:ascii="Arial" w:hAnsi="Arial" w:cs="Arial" w:eastAsia="Arial"/>
+                <w:b w:val="0"/>
+                <w:i w:val="0"/>
+                <w:sz w:val="18"/>
+              </w:rPr>
+              <w:t>-</w:t>
+            </w:r>
+          </w:p>
+        </w:tc>
+      </w:tr>
+      <w:tr>
+        <w:trPr>
+          <w:cantSplit/>
+        </w:trPr>
+        <w:tc>
+          <w:tcPr>
+            <w:tcW w:type="dxa" w:w="2292"/>
+          </w:tcPr>
+          <w:p>
+            <w:pPr>
+              <w:spacing w:before="20" w:after="20"/>
+            </w:pPr>
+            <w:r>
+              <w:rPr>
+                <w:rFonts w:ascii="Arial" w:hAnsi="Arial" w:cs="Arial" w:eastAsia="Arial"/>
+                <w:b w:val="0"/>
+                <w:i w:val="0"/>
+                <w:sz w:val="18"/>
+              </w:rPr>
+              <w:t>POST broker-claims/{broker-claim-id}/follow-ups</w:t>
+            </w:r>
+          </w:p>
+        </w:tc>
+        <w:tc>
+          <w:tcPr>
+            <w:tcW w:type="dxa" w:w="1322"/>
+          </w:tcPr>
+          <w:p>
+            <w:pPr>
+              <w:spacing w:before="20" w:after="20"/>
+            </w:pPr>
+            <w:r>
+              <w:rPr>
+                <w:rFonts w:ascii="Arial" w:hAnsi="Arial" w:cs="Arial" w:eastAsia="Arial"/>
+                <w:b w:val="0"/>
+                <w:i w:val="0"/>
+                <w:sz w:val="18"/>
+              </w:rPr>
+              <w:t>settlementAmount</w:t>
+            </w:r>
+          </w:p>
+        </w:tc>
+        <w:tc>
+          <w:tcPr>
+            <w:tcW w:type="dxa" w:w="1410"/>
+          </w:tcPr>
+          <w:p>
+            <w:pPr>
+              <w:spacing w:before="20" w:after="20"/>
+            </w:pPr>
+            <w:r>
+              <w:rPr>
+                <w:rFonts w:ascii="Arial" w:hAnsi="Arial" w:cs="Arial" w:eastAsia="Arial"/>
+                <w:b w:val="0"/>
+                <w:i w:val="0"/>
+                <w:sz w:val="18"/>
+              </w:rPr>
+              <w:t>Decimal</w:t>
+            </w:r>
+          </w:p>
+        </w:tc>
+        <w:tc>
+          <w:tcPr>
+            <w:tcW w:type="dxa" w:w="528"/>
+          </w:tcPr>
+          <w:p>
+            <w:pPr>
+              <w:spacing w:before="20" w:after="20"/>
+            </w:pPr>
+            <w:r>
+              <w:rPr>
+                <w:rFonts w:ascii="Arial" w:hAnsi="Arial" w:cs="Arial" w:eastAsia="Arial"/>
+                <w:b w:val="0"/>
+                <w:i w:val="0"/>
+                <w:sz w:val="18"/>
+              </w:rPr>
+              <w:t>No</w:t>
+            </w:r>
+          </w:p>
+        </w:tc>
+        <w:tc>
+          <w:tcPr>
+            <w:tcW w:type="dxa" w:w="1675"/>
+          </w:tcPr>
+          <w:p>
+            <w:pPr>
+              <w:spacing w:before="20" w:after="20"/>
+            </w:pPr>
+            <w:r>
+              <w:rPr>
+                <w:rFonts w:ascii="Arial" w:hAnsi="Arial" w:cs="Arial" w:eastAsia="Arial"/>
+                <w:b w:val="0"/>
+                <w:i w:val="0"/>
+                <w:sz w:val="18"/>
+              </w:rPr>
+              <w:t>-</w:t>
+            </w:r>
+          </w:p>
+        </w:tc>
+        <w:tc>
+          <w:tcPr>
+            <w:tcW w:type="dxa" w:w="1410"/>
+          </w:tcPr>
+          <w:p>
+            <w:pPr>
+              <w:spacing w:before="20" w:after="20"/>
+            </w:pPr>
+            <w:r>
+              <w:rPr>
+                <w:rFonts w:ascii="Arial" w:hAnsi="Arial" w:cs="Arial" w:eastAsia="Arial"/>
+                <w:b w:val="0"/>
+                <w:i w:val="0"/>
+                <w:sz w:val="18"/>
+              </w:rPr>
+              <w:t>-</w:t>
+            </w:r>
+          </w:p>
+        </w:tc>
+      </w:tr>
+      <w:tr>
+        <w:trPr>
+          <w:cantSplit/>
+        </w:trPr>
+        <w:tc>
+          <w:tcPr>
+            <w:tcW w:type="dxa" w:w="2292"/>
+          </w:tcPr>
+          <w:p>
+            <w:pPr>
+              <w:spacing w:before="20" w:after="20"/>
+            </w:pPr>
+            <w:r>
+              <w:rPr>
+                <w:rFonts w:ascii="Arial" w:hAnsi="Arial" w:cs="Arial" w:eastAsia="Arial"/>
+                <w:b w:val="0"/>
+                <w:i w:val="0"/>
+                <w:sz w:val="18"/>
+              </w:rPr>
+              <w:t>POST broker-claims/{broker-claim-id}/follow-ups</w:t>
+            </w:r>
+          </w:p>
+        </w:tc>
+        <w:tc>
+          <w:tcPr>
+            <w:tcW w:type="dxa" w:w="1322"/>
+          </w:tcPr>
+          <w:p>
+            <w:pPr>
+              <w:spacing w:before="20" w:after="20"/>
+            </w:pPr>
+            <w:r>
+              <w:rPr>
+                <w:rFonts w:ascii="Arial" w:hAnsi="Arial" w:cs="Arial" w:eastAsia="Arial"/>
+                <w:b w:val="0"/>
+                <w:i w:val="0"/>
+                <w:sz w:val="18"/>
+              </w:rPr>
+              <w:t>adjusterEvaluation</w:t>
+            </w:r>
+          </w:p>
+        </w:tc>
+        <w:tc>
+          <w:tcPr>
+            <w:tcW w:type="dxa" w:w="1410"/>
+          </w:tcPr>
+          <w:p>
+            <w:pPr>
+              <w:spacing w:before="20" w:after="20"/>
+            </w:pPr>
+            <w:r>
+              <w:rPr>
+                <w:rFonts w:ascii="Arial" w:hAnsi="Arial" w:cs="Arial" w:eastAsia="Arial"/>
+                <w:b w:val="0"/>
+                <w:i w:val="0"/>
+                <w:sz w:val="18"/>
+              </w:rPr>
+              <w:t>Decimal</w:t>
+            </w:r>
+          </w:p>
+        </w:tc>
+        <w:tc>
+          <w:tcPr>
+            <w:tcW w:type="dxa" w:w="528"/>
+          </w:tcPr>
+          <w:p>
+            <w:pPr>
+              <w:spacing w:before="20" w:after="20"/>
+            </w:pPr>
+            <w:r>
+              <w:rPr>
+                <w:rFonts w:ascii="Arial" w:hAnsi="Arial" w:cs="Arial" w:eastAsia="Arial"/>
+                <w:b w:val="0"/>
+                <w:i w:val="0"/>
+                <w:sz w:val="18"/>
+              </w:rPr>
+              <w:t>No</w:t>
+            </w:r>
+          </w:p>
+        </w:tc>
+        <w:tc>
+          <w:tcPr>
+            <w:tcW w:type="dxa" w:w="1675"/>
+          </w:tcPr>
+          <w:p>
+            <w:pPr>
+              <w:spacing w:before="20" w:after="20"/>
+            </w:pPr>
+            <w:r>
+              <w:rPr>
+                <w:rFonts w:ascii="Arial" w:hAnsi="Arial" w:cs="Arial" w:eastAsia="Arial"/>
+                <w:b w:val="0"/>
+                <w:i w:val="0"/>
+                <w:sz w:val="18"/>
+              </w:rPr>
+              <w:t>-</w:t>
+            </w:r>
+          </w:p>
+        </w:tc>
+        <w:tc>
+          <w:tcPr>
+            <w:tcW w:type="dxa" w:w="1410"/>
+          </w:tcPr>
+          <w:p>
+            <w:pPr>
+              <w:spacing w:before="20" w:after="20"/>
+            </w:pPr>
+            <w:r>
+              <w:rPr>
+                <w:rFonts w:ascii="Arial" w:hAnsi="Arial" w:cs="Arial" w:eastAsia="Arial"/>
+                <w:b w:val="0"/>
+                <w:i w:val="0"/>
+                <w:sz w:val="18"/>
+              </w:rPr>
+              <w:t>-</w:t>
+            </w:r>
+          </w:p>
+        </w:tc>
+      </w:tr>
+      <w:tr>
+        <w:trPr>
+          <w:cantSplit/>
+        </w:trPr>
+        <w:tc>
+          <w:tcPr>
+            <w:tcW w:type="dxa" w:w="2292"/>
+          </w:tcPr>
+          <w:p>
+            <w:pPr>
+              <w:spacing w:before="20" w:after="20"/>
+            </w:pPr>
+            <w:r>
+              <w:rPr>
+                <w:rFonts w:ascii="Arial" w:hAnsi="Arial" w:cs="Arial" w:eastAsia="Arial"/>
+                <w:b w:val="0"/>
+                <w:i w:val="0"/>
+                <w:sz w:val="18"/>
+              </w:rPr>
+              <w:t>POST broker-claims/{broker-claim-id}/follow-ups</w:t>
+            </w:r>
+          </w:p>
+        </w:tc>
+        <w:tc>
+          <w:tcPr>
+            <w:tcW w:type="dxa" w:w="1322"/>
+          </w:tcPr>
+          <w:p>
+            <w:pPr>
+              <w:spacing w:before="20" w:after="20"/>
+            </w:pPr>
+            <w:r>
+              <w:rPr>
+                <w:rFonts w:ascii="Arial" w:hAnsi="Arial" w:cs="Arial" w:eastAsia="Arial"/>
+                <w:b w:val="0"/>
+                <w:i w:val="0"/>
+                <w:sz w:val="18"/>
+              </w:rPr>
+              <w:t>insurerDeductible</w:t>
+            </w:r>
+          </w:p>
+        </w:tc>
+        <w:tc>
+          <w:tcPr>
+            <w:tcW w:type="dxa" w:w="1410"/>
+          </w:tcPr>
+          <w:p>
+            <w:pPr>
+              <w:spacing w:before="20" w:after="20"/>
+            </w:pPr>
+            <w:r>
+              <w:rPr>
+                <w:rFonts w:ascii="Arial" w:hAnsi="Arial" w:cs="Arial" w:eastAsia="Arial"/>
+                <w:b w:val="0"/>
+                <w:i w:val="0"/>
+                <w:sz w:val="18"/>
+              </w:rPr>
+              <w:t>Decimal</w:t>
+            </w:r>
+          </w:p>
+        </w:tc>
+        <w:tc>
+          <w:tcPr>
+            <w:tcW w:type="dxa" w:w="528"/>
+          </w:tcPr>
+          <w:p>
+            <w:pPr>
+              <w:spacing w:before="20" w:after="20"/>
+            </w:pPr>
+            <w:r>
+              <w:rPr>
+                <w:rFonts w:ascii="Arial" w:hAnsi="Arial" w:cs="Arial" w:eastAsia="Arial"/>
+                <w:b w:val="0"/>
+                <w:i w:val="0"/>
+                <w:sz w:val="18"/>
+              </w:rPr>
+              <w:t>No</w:t>
+            </w:r>
+          </w:p>
+        </w:tc>
+        <w:tc>
+          <w:tcPr>
+            <w:tcW w:type="dxa" w:w="1675"/>
+          </w:tcPr>
+          <w:p>
+            <w:pPr>
+              <w:spacing w:before="20" w:after="20"/>
+            </w:pPr>
+            <w:r>
+              <w:rPr>
+                <w:rFonts w:ascii="Arial" w:hAnsi="Arial" w:cs="Arial" w:eastAsia="Arial"/>
+                <w:b w:val="0"/>
+                <w:i w:val="0"/>
+                <w:sz w:val="18"/>
+              </w:rPr>
+              <w:t>-</w:t>
+            </w:r>
+          </w:p>
+        </w:tc>
+        <w:tc>
+          <w:tcPr>
+            <w:tcW w:type="dxa" w:w="1410"/>
+          </w:tcPr>
+          <w:p>
+            <w:pPr>
+              <w:spacing w:before="20" w:after="20"/>
+            </w:pPr>
+            <w:r>
+              <w:rPr>
+                <w:rFonts w:ascii="Arial" w:hAnsi="Arial" w:cs="Arial" w:eastAsia="Arial"/>
+                <w:b w:val="0"/>
+                <w:i w:val="0"/>
+                <w:sz w:val="18"/>
+              </w:rPr>
+              <w:t>-</w:t>
+            </w:r>
+          </w:p>
+        </w:tc>
+      </w:tr>
+      <w:tr>
+        <w:trPr>
+          <w:cantSplit/>
+        </w:trPr>
+        <w:tc>
+          <w:tcPr>
+            <w:tcW w:type="dxa" w:w="2292"/>
+          </w:tcPr>
+          <w:p>
+            <w:pPr>
+              <w:spacing w:before="20" w:after="20"/>
+            </w:pPr>
+            <w:r>
+              <w:rPr>
+                <w:rFonts w:ascii="Arial" w:hAnsi="Arial" w:cs="Arial" w:eastAsia="Arial"/>
+                <w:b w:val="0"/>
+                <w:i w:val="0"/>
+                <w:sz w:val="18"/>
+              </w:rPr>
+              <w:t>PUT broker-claims/{broker-claim-id}/motor</w:t>
+            </w:r>
+          </w:p>
+        </w:tc>
+        <w:tc>
+          <w:tcPr>
+            <w:tcW w:type="dxa" w:w="1322"/>
+          </w:tcPr>
+          <w:p>
+            <w:pPr>
+              <w:spacing w:before="20" w:after="20"/>
+            </w:pPr>
+            <w:r>
+              <w:rPr>
+                <w:rFonts w:ascii="Arial" w:hAnsi="Arial" w:cs="Arial" w:eastAsia="Arial"/>
+                <w:b w:val="0"/>
+                <w:i w:val="0"/>
+                <w:sz w:val="18"/>
+              </w:rPr>
+              <w:t>plateNo</w:t>
+            </w:r>
+          </w:p>
+        </w:tc>
+        <w:tc>
+          <w:tcPr>
+            <w:tcW w:type="dxa" w:w="1410"/>
+          </w:tcPr>
+          <w:p>
+            <w:pPr>
+              <w:spacing w:before="20" w:after="20"/>
+            </w:pPr>
+            <w:r>
+              <w:rPr>
+                <w:rFonts w:ascii="Arial" w:hAnsi="Arial" w:cs="Arial" w:eastAsia="Arial"/>
+                <w:b w:val="0"/>
+                <w:i w:val="0"/>
+                <w:sz w:val="18"/>
+              </w:rPr>
+              <w:t>Text</w:t>
+            </w:r>
+          </w:p>
+        </w:tc>
+        <w:tc>
+          <w:tcPr>
+            <w:tcW w:type="dxa" w:w="528"/>
+          </w:tcPr>
+          <w:p>
+            <w:pPr>
+              <w:spacing w:before="20" w:after="20"/>
+            </w:pPr>
+            <w:r>
+              <w:rPr>
+                <w:rFonts w:ascii="Arial" w:hAnsi="Arial" w:cs="Arial" w:eastAsia="Arial"/>
+                <w:b w:val="0"/>
+                <w:i w:val="0"/>
+                <w:sz w:val="18"/>
+              </w:rPr>
+              <w:t>No</w:t>
+            </w:r>
+          </w:p>
+        </w:tc>
+        <w:tc>
+          <w:tcPr>
+            <w:tcW w:type="dxa" w:w="1675"/>
+          </w:tcPr>
+          <w:p>
+            <w:pPr>
+              <w:spacing w:before="20" w:after="20"/>
+            </w:pPr>
+            <w:r>
+              <w:rPr>
+                <w:rFonts w:ascii="Arial" w:hAnsi="Arial" w:cs="Arial" w:eastAsia="Arial"/>
+                <w:b w:val="0"/>
+                <w:i w:val="0"/>
+                <w:sz w:val="18"/>
+              </w:rPr>
+              <w:t>length 20</w:t>
+            </w:r>
+          </w:p>
+        </w:tc>
+        <w:tc>
+          <w:tcPr>
+            <w:tcW w:type="dxa" w:w="1410"/>
+          </w:tcPr>
+          <w:p>
+            <w:pPr>
+              <w:spacing w:before="20" w:after="20"/>
+            </w:pPr>
+            <w:r>
+              <w:rPr>
+                <w:rFonts w:ascii="Arial" w:hAnsi="Arial" w:cs="Arial" w:eastAsia="Arial"/>
+                <w:b w:val="0"/>
+                <w:i w:val="0"/>
+                <w:sz w:val="18"/>
+              </w:rPr>
+              <w:t>-</w:t>
+            </w:r>
+          </w:p>
+        </w:tc>
+      </w:tr>
+      <w:tr>
+        <w:trPr>
+          <w:cantSplit/>
+        </w:trPr>
+        <w:tc>
+          <w:tcPr>
+            <w:tcW w:type="dxa" w:w="2292"/>
+          </w:tcPr>
+          <w:p>
+            <w:pPr>
+              <w:spacing w:before="20" w:after="20"/>
+            </w:pPr>
+            <w:r>
+              <w:rPr>
+                <w:rFonts w:ascii="Arial" w:hAnsi="Arial" w:cs="Arial" w:eastAsia="Arial"/>
+                <w:b w:val="0"/>
+                <w:i w:val="0"/>
+                <w:sz w:val="18"/>
+              </w:rPr>
+              <w:t>PUT broker-claims/{broker-claim-id}/motor</w:t>
+            </w:r>
+          </w:p>
+        </w:tc>
+        <w:tc>
+          <w:tcPr>
+            <w:tcW w:type="dxa" w:w="1322"/>
+          </w:tcPr>
+          <w:p>
+            <w:pPr>
+              <w:spacing w:before="20" w:after="20"/>
+            </w:pPr>
+            <w:r>
+              <w:rPr>
+                <w:rFonts w:ascii="Arial" w:hAnsi="Arial" w:cs="Arial" w:eastAsia="Arial"/>
+                <w:b w:val="0"/>
+                <w:i w:val="0"/>
+                <w:sz w:val="18"/>
+              </w:rPr>
+              <w:t>preferredShopCode</w:t>
+            </w:r>
+          </w:p>
+        </w:tc>
+        <w:tc>
+          <w:tcPr>
+            <w:tcW w:type="dxa" w:w="1410"/>
+          </w:tcPr>
+          <w:p>
+            <w:pPr>
+              <w:spacing w:before="20" w:after="20"/>
+            </w:pPr>
+            <w:r>
+              <w:rPr>
+                <w:rFonts w:ascii="Arial" w:hAnsi="Arial" w:cs="Arial" w:eastAsia="Arial"/>
+                <w:b w:val="0"/>
+                <w:i w:val="0"/>
+                <w:sz w:val="18"/>
+              </w:rPr>
+              <w:t>Text</w:t>
+            </w:r>
+          </w:p>
+        </w:tc>
+        <w:tc>
+          <w:tcPr>
+            <w:tcW w:type="dxa" w:w="528"/>
+          </w:tcPr>
+          <w:p>
+            <w:pPr>
+              <w:spacing w:before="20" w:after="20"/>
+            </w:pPr>
+            <w:r>
+              <w:rPr>
+                <w:rFonts w:ascii="Arial" w:hAnsi="Arial" w:cs="Arial" w:eastAsia="Arial"/>
+                <w:b w:val="0"/>
+                <w:i w:val="0"/>
+                <w:sz w:val="18"/>
+              </w:rPr>
+              <w:t>No</w:t>
+            </w:r>
+          </w:p>
+        </w:tc>
+        <w:tc>
+          <w:tcPr>
+            <w:tcW w:type="dxa" w:w="1675"/>
+          </w:tcPr>
+          <w:p>
+            <w:pPr>
+              <w:spacing w:before="20" w:after="20"/>
+            </w:pPr>
+            <w:r>
+              <w:rPr>
+                <w:rFonts w:ascii="Arial" w:hAnsi="Arial" w:cs="Arial" w:eastAsia="Arial"/>
+                <w:b w:val="0"/>
+                <w:i w:val="0"/>
+                <w:sz w:val="18"/>
+              </w:rPr>
+              <w:t>-</w:t>
+            </w:r>
+          </w:p>
+        </w:tc>
+        <w:tc>
+          <w:tcPr>
+            <w:tcW w:type="dxa" w:w="1410"/>
+          </w:tcPr>
+          <w:p>
+            <w:pPr>
+              <w:spacing w:before="20" w:after="20"/>
+            </w:pPr>
+            <w:r>
+              <w:rPr>
+                <w:rFonts w:ascii="Arial" w:hAnsi="Arial" w:cs="Arial" w:eastAsia="Arial"/>
+                <w:b w:val="0"/>
+                <w:i w:val="0"/>
+                <w:sz w:val="18"/>
+              </w:rPr>
+              <w:t>-</w:t>
+            </w:r>
+          </w:p>
+        </w:tc>
+      </w:tr>
+      <w:tr>
+        <w:trPr>
+          <w:cantSplit/>
+        </w:trPr>
+        <w:tc>
+          <w:tcPr>
+            <w:tcW w:type="dxa" w:w="2292"/>
+          </w:tcPr>
+          <w:p>
+            <w:pPr>
+              <w:spacing w:before="20" w:after="20"/>
+            </w:pPr>
+            <w:r>
+              <w:rPr>
+                <w:rFonts w:ascii="Arial" w:hAnsi="Arial" w:cs="Arial" w:eastAsia="Arial"/>
+                <w:b w:val="0"/>
+                <w:i w:val="0"/>
+                <w:sz w:val="18"/>
+              </w:rPr>
+              <w:t>POST broker-claims/{broker-claim-id}/return-to-ao</w:t>
+            </w:r>
+          </w:p>
+        </w:tc>
+        <w:tc>
+          <w:tcPr>
+            <w:tcW w:type="dxa" w:w="1322"/>
+          </w:tcPr>
+          <w:p>
+            <w:pPr>
+              <w:spacing w:before="20" w:after="20"/>
+            </w:pPr>
+            <w:r>
+              <w:rPr>
+                <w:rFonts w:ascii="Arial" w:hAnsi="Arial" w:cs="Arial" w:eastAsia="Arial"/>
+                <w:b w:val="0"/>
+                <w:i w:val="0"/>
+                <w:sz w:val="18"/>
+              </w:rPr>
+              <w:t>note</w:t>
+            </w:r>
+          </w:p>
+        </w:tc>
+        <w:tc>
+          <w:tcPr>
+            <w:tcW w:type="dxa" w:w="1410"/>
+          </w:tcPr>
+          <w:p>
+            <w:pPr>
+              <w:spacing w:before="20" w:after="20"/>
+            </w:pPr>
+            <w:r>
+              <w:rPr>
+                <w:rFonts w:ascii="Arial" w:hAnsi="Arial" w:cs="Arial" w:eastAsia="Arial"/>
+                <w:b w:val="0"/>
+                <w:i w:val="0"/>
+                <w:sz w:val="18"/>
+              </w:rPr>
+              <w:t>Text</w:t>
+            </w:r>
+          </w:p>
+        </w:tc>
+        <w:tc>
+          <w:tcPr>
+            <w:tcW w:type="dxa" w:w="528"/>
+          </w:tcPr>
+          <w:p>
+            <w:pPr>
+              <w:spacing w:before="20" w:after="20"/>
+            </w:pPr>
+            <w:r>
+              <w:rPr>
+                <w:rFonts w:ascii="Arial" w:hAnsi="Arial" w:cs="Arial" w:eastAsia="Arial"/>
+                <w:b w:val="0"/>
+                <w:i w:val="0"/>
+                <w:sz w:val="18"/>
+              </w:rPr>
+              <w:t>No</w:t>
+            </w:r>
+          </w:p>
+        </w:tc>
+        <w:tc>
+          <w:tcPr>
+            <w:tcW w:type="dxa" w:w="1675"/>
+          </w:tcPr>
+          <w:p>
+            <w:pPr>
+              <w:spacing w:before="20" w:after="20"/>
+            </w:pPr>
+            <w:r>
+              <w:rPr>
+                <w:rFonts w:ascii="Arial" w:hAnsi="Arial" w:cs="Arial" w:eastAsia="Arial"/>
+                <w:b w:val="0"/>
+                <w:i w:val="0"/>
+                <w:sz w:val="18"/>
+              </w:rPr>
+              <w:t>length 500</w:t>
+            </w:r>
+          </w:p>
+        </w:tc>
+        <w:tc>
+          <w:tcPr>
+            <w:tcW w:type="dxa" w:w="1410"/>
+          </w:tcPr>
+          <w:p>
+            <w:pPr>
+              <w:spacing w:before="20" w:after="20"/>
+            </w:pPr>
+            <w:r>
+              <w:rPr>
+                <w:rFonts w:ascii="Arial" w:hAnsi="Arial" w:cs="Arial" w:eastAsia="Arial"/>
+                <w:b w:val="0"/>
+                <w:i w:val="0"/>
+                <w:sz w:val="18"/>
+              </w:rPr>
+              <w:t>-</w:t>
+            </w:r>
+          </w:p>
+        </w:tc>
+      </w:tr>
+      <w:tr>
+        <w:trPr>
+          <w:cantSplit/>
+        </w:trPr>
+        <w:tc>
+          <w:tcPr>
+            <w:tcW w:type="dxa" w:w="2292"/>
+          </w:tcPr>
+          <w:p>
+            <w:pPr>
+              <w:spacing w:before="20" w:after="20"/>
+            </w:pPr>
+            <w:r>
+              <w:rPr>
+                <w:rFonts w:ascii="Arial" w:hAnsi="Arial" w:cs="Arial" w:eastAsia="Arial"/>
+                <w:b w:val="0"/>
+                <w:i w:val="0"/>
+                <w:sz w:val="18"/>
+              </w:rPr>
+              <w:t>POST broker-claims/setup/document-requirements</w:t>
+            </w:r>
+          </w:p>
+        </w:tc>
+        <w:tc>
+          <w:tcPr>
+            <w:tcW w:type="dxa" w:w="1322"/>
+          </w:tcPr>
+          <w:p>
+            <w:pPr>
+              <w:spacing w:before="20" w:after="20"/>
+            </w:pPr>
+            <w:r>
+              <w:rPr>
+                <w:rFonts w:ascii="Arial" w:hAnsi="Arial" w:cs="Arial" w:eastAsia="Arial"/>
+                <w:b w:val="0"/>
+                <w:i w:val="0"/>
+                <w:sz w:val="18"/>
+              </w:rPr>
+              <w:t>claimType</w:t>
+            </w:r>
+          </w:p>
+        </w:tc>
+        <w:tc>
+          <w:tcPr>
+            <w:tcW w:type="dxa" w:w="1410"/>
+          </w:tcPr>
+          <w:p>
+            <w:pPr>
+              <w:spacing w:before="20" w:after="20"/>
+            </w:pPr>
+            <w:r>
+              <w:rPr>
+                <w:rFonts w:ascii="Arial" w:hAnsi="Arial" w:cs="Arial" w:eastAsia="Arial"/>
+                <w:b w:val="0"/>
+                <w:i w:val="0"/>
+                <w:sz w:val="18"/>
+              </w:rPr>
+              <w:t>Text</w:t>
+            </w:r>
+          </w:p>
+        </w:tc>
+        <w:tc>
+          <w:tcPr>
+            <w:tcW w:type="dxa" w:w="528"/>
+          </w:tcPr>
+          <w:p>
+            <w:pPr>
+              <w:spacing w:before="20" w:after="20"/>
+            </w:pPr>
+            <w:r>
+              <w:rPr>
+                <w:rFonts w:ascii="Arial" w:hAnsi="Arial" w:cs="Arial" w:eastAsia="Arial"/>
+                <w:b w:val="0"/>
+                <w:i w:val="0"/>
+                <w:sz w:val="18"/>
+              </w:rPr>
+              <w:t>Yes</w:t>
+            </w:r>
+          </w:p>
+        </w:tc>
+        <w:tc>
+          <w:tcPr>
+            <w:tcW w:type="dxa" w:w="1675"/>
+          </w:tcPr>
+          <w:p>
+            <w:pPr>
+              <w:spacing w:before="20" w:after="20"/>
+            </w:pPr>
+            <w:r>
+              <w:rPr>
+                <w:rFonts w:ascii="Arial" w:hAnsi="Arial" w:cs="Arial" w:eastAsia="Arial"/>
+                <w:b w:val="0"/>
+                <w:i w:val="0"/>
+                <w:sz w:val="18"/>
+              </w:rPr>
+              <w:t>required, not blank</w:t>
+            </w:r>
+          </w:p>
+        </w:tc>
+        <w:tc>
+          <w:tcPr>
+            <w:tcW w:type="dxa" w:w="1410"/>
+          </w:tcPr>
+          <w:p>
+            <w:pPr>
+              <w:spacing w:before="20" w:after="20"/>
+            </w:pPr>
+            <w:r>
+              <w:rPr>
+                <w:rFonts w:ascii="Arial" w:hAnsi="Arial" w:cs="Arial" w:eastAsia="Arial"/>
+                <w:b w:val="0"/>
+                <w:i w:val="0"/>
+                <w:sz w:val="18"/>
+              </w:rPr>
+              <w:t>-</w:t>
+            </w:r>
+          </w:p>
+        </w:tc>
+      </w:tr>
+      <w:tr>
+        <w:trPr>
+          <w:cantSplit/>
+        </w:trPr>
+        <w:tc>
+          <w:tcPr>
+            <w:tcW w:type="dxa" w:w="2292"/>
+          </w:tcPr>
+          <w:p>
+            <w:pPr>
+              <w:spacing w:before="20" w:after="20"/>
+            </w:pPr>
+            <w:r>
+              <w:rPr>
+                <w:rFonts w:ascii="Arial" w:hAnsi="Arial" w:cs="Arial" w:eastAsia="Arial"/>
+                <w:b w:val="0"/>
+                <w:i w:val="0"/>
+                <w:sz w:val="18"/>
+              </w:rPr>
+              <w:t>POST broker-claims/setup/document-requirements</w:t>
+            </w:r>
+          </w:p>
+        </w:tc>
+        <w:tc>
+          <w:tcPr>
+            <w:tcW w:type="dxa" w:w="1322"/>
+          </w:tcPr>
+          <w:p>
+            <w:pPr>
+              <w:spacing w:before="20" w:after="20"/>
+            </w:pPr>
+            <w:r>
+              <w:rPr>
+                <w:rFonts w:ascii="Arial" w:hAnsi="Arial" w:cs="Arial" w:eastAsia="Arial"/>
+                <w:b w:val="0"/>
+                <w:i w:val="0"/>
+                <w:sz w:val="18"/>
+              </w:rPr>
+              <w:t>documentType</w:t>
+            </w:r>
+          </w:p>
+        </w:tc>
+        <w:tc>
+          <w:tcPr>
+            <w:tcW w:type="dxa" w:w="1410"/>
+          </w:tcPr>
+          <w:p>
+            <w:pPr>
+              <w:spacing w:before="20" w:after="20"/>
+            </w:pPr>
+            <w:r>
+              <w:rPr>
+                <w:rFonts w:ascii="Arial" w:hAnsi="Arial" w:cs="Arial" w:eastAsia="Arial"/>
+                <w:b w:val="0"/>
+                <w:i w:val="0"/>
+                <w:sz w:val="18"/>
+              </w:rPr>
+              <w:t>Text</w:t>
+            </w:r>
+          </w:p>
+        </w:tc>
+        <w:tc>
+          <w:tcPr>
+            <w:tcW w:type="dxa" w:w="528"/>
+          </w:tcPr>
+          <w:p>
+            <w:pPr>
+              <w:spacing w:before="20" w:after="20"/>
+            </w:pPr>
+            <w:r>
+              <w:rPr>
+                <w:rFonts w:ascii="Arial" w:hAnsi="Arial" w:cs="Arial" w:eastAsia="Arial"/>
+                <w:b w:val="0"/>
+                <w:i w:val="0"/>
+                <w:sz w:val="18"/>
+              </w:rPr>
+              <w:t>Yes</w:t>
+            </w:r>
+          </w:p>
+        </w:tc>
+        <w:tc>
+          <w:tcPr>
+            <w:tcW w:type="dxa" w:w="1675"/>
+          </w:tcPr>
+          <w:p>
+            <w:pPr>
+              <w:spacing w:before="20" w:after="20"/>
+            </w:pPr>
+            <w:r>
+              <w:rPr>
+                <w:rFonts w:ascii="Arial" w:hAnsi="Arial" w:cs="Arial" w:eastAsia="Arial"/>
+                <w:b w:val="0"/>
+                <w:i w:val="0"/>
+                <w:sz w:val="18"/>
+              </w:rPr>
+              <w:t>required, not blank</w:t>
+            </w:r>
+          </w:p>
+        </w:tc>
+        <w:tc>
+          <w:tcPr>
+            <w:tcW w:type="dxa" w:w="1410"/>
+          </w:tcPr>
+          <w:p>
+            <w:pPr>
+              <w:spacing w:before="20" w:after="20"/>
+            </w:pPr>
+            <w:r>
+              <w:rPr>
+                <w:rFonts w:ascii="Arial" w:hAnsi="Arial" w:cs="Arial" w:eastAsia="Arial"/>
+                <w:b w:val="0"/>
+                <w:i w:val="0"/>
+                <w:sz w:val="18"/>
+              </w:rPr>
+              <w:t>-</w:t>
+            </w:r>
+          </w:p>
+        </w:tc>
+      </w:tr>
+      <w:tr>
+        <w:trPr>
+          <w:cantSplit/>
+        </w:trPr>
+        <w:tc>
+          <w:tcPr>
+            <w:tcW w:type="dxa" w:w="2292"/>
+          </w:tcPr>
+          <w:p>
+            <w:pPr>
+              <w:spacing w:before="20" w:after="20"/>
+            </w:pPr>
+            <w:r>
+              <w:rPr>
+                <w:rFonts w:ascii="Arial" w:hAnsi="Arial" w:cs="Arial" w:eastAsia="Arial"/>
+                <w:b w:val="0"/>
+                <w:i w:val="0"/>
+                <w:sz w:val="18"/>
+              </w:rPr>
+              <w:t>POST broker-claims/setup/document-requirements</w:t>
+            </w:r>
+          </w:p>
+        </w:tc>
+        <w:tc>
+          <w:tcPr>
+            <w:tcW w:type="dxa" w:w="1322"/>
+          </w:tcPr>
+          <w:p>
+            <w:pPr>
+              <w:spacing w:before="20" w:after="20"/>
+            </w:pPr>
+            <w:r>
+              <w:rPr>
+                <w:rFonts w:ascii="Arial" w:hAnsi="Arial" w:cs="Arial" w:eastAsia="Arial"/>
+                <w:b w:val="0"/>
+                <w:i w:val="0"/>
+                <w:sz w:val="18"/>
+              </w:rPr>
+              <w:t>required</w:t>
+            </w:r>
+          </w:p>
+        </w:tc>
+        <w:tc>
+          <w:tcPr>
+            <w:tcW w:type="dxa" w:w="1410"/>
+          </w:tcPr>
+          <w:p>
+            <w:pPr>
+              <w:spacing w:before="20" w:after="20"/>
+            </w:pPr>
+            <w:r>
+              <w:rPr>
+                <w:rFonts w:ascii="Arial" w:hAnsi="Arial" w:cs="Arial" w:eastAsia="Arial"/>
+                <w:b w:val="0"/>
+                <w:i w:val="0"/>
+                <w:sz w:val="18"/>
+              </w:rPr>
+              <w:t>Yes/No</w:t>
+            </w:r>
+          </w:p>
+        </w:tc>
+        <w:tc>
+          <w:tcPr>
+            <w:tcW w:type="dxa" w:w="528"/>
+          </w:tcPr>
+          <w:p>
+            <w:pPr>
+              <w:spacing w:before="20" w:after="20"/>
+            </w:pPr>
+            <w:r>
+              <w:rPr>
+                <w:rFonts w:ascii="Arial" w:hAnsi="Arial" w:cs="Arial" w:eastAsia="Arial"/>
+                <w:b w:val="0"/>
+                <w:i w:val="0"/>
+                <w:sz w:val="18"/>
+              </w:rPr>
+              <w:t>No</w:t>
+            </w:r>
+          </w:p>
+        </w:tc>
+        <w:tc>
+          <w:tcPr>
+            <w:tcW w:type="dxa" w:w="1675"/>
+          </w:tcPr>
+          <w:p>
+            <w:pPr>
+              <w:spacing w:before="20" w:after="20"/>
+            </w:pPr>
+            <w:r>
+              <w:rPr>
+                <w:rFonts w:ascii="Arial" w:hAnsi="Arial" w:cs="Arial" w:eastAsia="Arial"/>
+                <w:b w:val="0"/>
+                <w:i w:val="0"/>
+                <w:sz w:val="18"/>
+              </w:rPr>
+              <w:t>-</w:t>
+            </w:r>
+          </w:p>
+        </w:tc>
+        <w:tc>
+          <w:tcPr>
+            <w:tcW w:type="dxa" w:w="1410"/>
+          </w:tcPr>
+          <w:p>
+            <w:pPr>
+              <w:spacing w:before="20" w:after="20"/>
+            </w:pPr>
+            <w:r>
+              <w:rPr>
+                <w:rFonts w:ascii="Arial" w:hAnsi="Arial" w:cs="Arial" w:eastAsia="Arial"/>
+                <w:b w:val="0"/>
+                <w:i w:val="0"/>
+                <w:sz w:val="18"/>
+              </w:rPr>
+              <w:t>-</w:t>
+            </w:r>
+          </w:p>
+        </w:tc>
+      </w:tr>
+      <w:tr>
+        <w:trPr>
+          <w:cantSplit/>
+        </w:trPr>
+        <w:tc>
+          <w:tcPr>
+            <w:tcW w:type="dxa" w:w="2292"/>
+          </w:tcPr>
+          <w:p>
+            <w:pPr>
+              <w:spacing w:before="20" w:after="20"/>
+            </w:pPr>
+            <w:r>
+              <w:rPr>
+                <w:rFonts w:ascii="Arial" w:hAnsi="Arial" w:cs="Arial" w:eastAsia="Arial"/>
+                <w:b w:val="0"/>
+                <w:i w:val="0"/>
+                <w:sz w:val="18"/>
+              </w:rPr>
+              <w:t>POST broker-claims/setup/document-requirements</w:t>
+            </w:r>
+          </w:p>
+        </w:tc>
+        <w:tc>
+          <w:tcPr>
+            <w:tcW w:type="dxa" w:w="1322"/>
+          </w:tcPr>
+          <w:p>
+            <w:pPr>
+              <w:spacing w:before="20" w:after="20"/>
+            </w:pPr>
+            <w:r>
+              <w:rPr>
+                <w:rFonts w:ascii="Arial" w:hAnsi="Arial" w:cs="Arial" w:eastAsia="Arial"/>
+                <w:b w:val="0"/>
+                <w:i w:val="0"/>
+                <w:sz w:val="18"/>
+              </w:rPr>
+              <w:t>active</w:t>
+            </w:r>
+          </w:p>
+        </w:tc>
+        <w:tc>
+          <w:tcPr>
+            <w:tcW w:type="dxa" w:w="1410"/>
+          </w:tcPr>
+          <w:p>
+            <w:pPr>
+              <w:spacing w:before="20" w:after="20"/>
+            </w:pPr>
+            <w:r>
+              <w:rPr>
+                <w:rFonts w:ascii="Arial" w:hAnsi="Arial" w:cs="Arial" w:eastAsia="Arial"/>
+                <w:b w:val="0"/>
+                <w:i w:val="0"/>
+                <w:sz w:val="18"/>
+              </w:rPr>
+              <w:t>Yes/No</w:t>
+            </w:r>
+          </w:p>
+        </w:tc>
+        <w:tc>
+          <w:tcPr>
+            <w:tcW w:type="dxa" w:w="528"/>
+          </w:tcPr>
+          <w:p>
+            <w:pPr>
+              <w:spacing w:before="20" w:after="20"/>
+            </w:pPr>
+            <w:r>
+              <w:rPr>
+                <w:rFonts w:ascii="Arial" w:hAnsi="Arial" w:cs="Arial" w:eastAsia="Arial"/>
+                <w:b w:val="0"/>
+                <w:i w:val="0"/>
+                <w:sz w:val="18"/>
+              </w:rPr>
+              <w:t>No</w:t>
+            </w:r>
+          </w:p>
+        </w:tc>
+        <w:tc>
+          <w:tcPr>
+            <w:tcW w:type="dxa" w:w="1675"/>
+          </w:tcPr>
+          <w:p>
+            <w:pPr>
+              <w:spacing w:before="20" w:after="20"/>
+            </w:pPr>
+            <w:r>
+              <w:rPr>
+                <w:rFonts w:ascii="Arial" w:hAnsi="Arial" w:cs="Arial" w:eastAsia="Arial"/>
+                <w:b w:val="0"/>
+                <w:i w:val="0"/>
+                <w:sz w:val="18"/>
+              </w:rPr>
+              <w:t>-</w:t>
+            </w:r>
+          </w:p>
+        </w:tc>
+        <w:tc>
+          <w:tcPr>
+            <w:tcW w:type="dxa" w:w="1410"/>
+          </w:tcPr>
+          <w:p>
+            <w:pPr>
+              <w:spacing w:before="20" w:after="20"/>
+            </w:pPr>
+            <w:r>
+              <w:rPr>
+                <w:rFonts w:ascii="Arial" w:hAnsi="Arial" w:cs="Arial" w:eastAsia="Arial"/>
+                <w:b w:val="0"/>
+                <w:i w:val="0"/>
+                <w:sz w:val="18"/>
+              </w:rPr>
+              <w:t>-</w:t>
+            </w:r>
+          </w:p>
+        </w:tc>
+      </w:tr>
+      <w:tr>
+        <w:trPr>
+          <w:cantSplit/>
+        </w:trPr>
+        <w:tc>
+          <w:tcPr>
+            <w:tcW w:type="dxa" w:w="2292"/>
+          </w:tcPr>
+          <w:p>
+            <w:pPr>
+              <w:spacing w:before="20" w:after="20"/>
+            </w:pPr>
+            <w:r>
+              <w:rPr>
+                <w:rFonts w:ascii="Arial" w:hAnsi="Arial" w:cs="Arial" w:eastAsia="Arial"/>
+                <w:b w:val="0"/>
+                <w:i w:val="0"/>
+                <w:sz w:val="18"/>
+              </w:rPr>
               <w:t>POST broker-claims/{broker-claim-id}/diary</w:t>
             </w:r>
           </w:p>
@@ -34364,6 +37290,502 @@
                 <w:sz w:val="18"/>
               </w:rPr>
               <w:t>Claims Handler, Claims Team Leader, Claims Team Head</w:t>
+            </w:r>
+          </w:p>
+        </w:tc>
+      </w:tr>
+      <w:tr>
+        <w:trPr>
+          <w:cantSplit/>
+        </w:trPr>
+        <w:tc>
+          <w:tcPr>
+            <w:tcW w:type="dxa" w:w="3380"/>
+          </w:tcPr>
+          <w:p>
+            <w:pPr>
+              <w:spacing w:before="20" w:after="20"/>
+            </w:pPr>
+            <w:r>
+              <w:rPr>
+                <w:rFonts w:ascii="Arial" w:hAnsi="Arial" w:cs="Arial" w:eastAsia="Arial"/>
+                <w:b w:val="0"/>
+                <w:i w:val="0"/>
+                <w:sz w:val="18"/>
+              </w:rPr>
+              <w:t>GET broker-claims/{broker-claim-id}/follow-ups</w:t>
+            </w:r>
+          </w:p>
+        </w:tc>
+        <w:tc>
+          <w:tcPr>
+            <w:tcW w:type="dxa" w:w="2629"/>
+          </w:tcPr>
+          <w:p>
+            <w:pPr>
+              <w:spacing w:before="20" w:after="20"/>
+            </w:pPr>
+            <w:r>
+              <w:rPr>
+                <w:rFonts w:ascii="Arial" w:hAnsi="Arial" w:cs="Arial" w:eastAsia="Arial"/>
+                <w:b w:val="0"/>
+                <w:i w:val="0"/>
+                <w:sz w:val="18"/>
+              </w:rPr>
+              <w:t>BCL_VIEW</w:t>
+            </w:r>
+          </w:p>
+        </w:tc>
+        <w:tc>
+          <w:tcPr>
+            <w:tcW w:type="dxa" w:w="2629"/>
+          </w:tcPr>
+          <w:p>
+            <w:pPr>
+              <w:spacing w:before="20" w:after="20"/>
+            </w:pPr>
+            <w:r>
+              <w:rPr>
+                <w:rFonts w:ascii="Arial" w:hAnsi="Arial" w:cs="Arial" w:eastAsia="Arial"/>
+                <w:b w:val="0"/>
+                <w:i w:val="0"/>
+                <w:sz w:val="18"/>
+              </w:rPr>
+              <w:t>Claims Handler, Claims Team Leader, Claims Team Head, Claims Unit Head, Claims / Risk user, Auditor</w:t>
+            </w:r>
+          </w:p>
+        </w:tc>
+      </w:tr>
+      <w:tr>
+        <w:trPr>
+          <w:cantSplit/>
+        </w:trPr>
+        <w:tc>
+          <w:tcPr>
+            <w:tcW w:type="dxa" w:w="3380"/>
+          </w:tcPr>
+          <w:p>
+            <w:pPr>
+              <w:spacing w:before="20" w:after="20"/>
+            </w:pPr>
+            <w:r>
+              <w:rPr>
+                <w:rFonts w:ascii="Arial" w:hAnsi="Arial" w:cs="Arial" w:eastAsia="Arial"/>
+                <w:b w:val="0"/>
+                <w:i w:val="0"/>
+                <w:sz w:val="18"/>
+              </w:rPr>
+              <w:t>POST broker-claims/{broker-claim-id}/follow-ups</w:t>
+            </w:r>
+          </w:p>
+        </w:tc>
+        <w:tc>
+          <w:tcPr>
+            <w:tcW w:type="dxa" w:w="2629"/>
+          </w:tcPr>
+          <w:p>
+            <w:pPr>
+              <w:spacing w:before="20" w:after="20"/>
+            </w:pPr>
+            <w:r>
+              <w:rPr>
+                <w:rFonts w:ascii="Arial" w:hAnsi="Arial" w:cs="Arial" w:eastAsia="Arial"/>
+                <w:b w:val="0"/>
+                <w:i w:val="0"/>
+                <w:sz w:val="18"/>
+              </w:rPr>
+              <w:t>BCL_STATUS_UPDATE</w:t>
+            </w:r>
+          </w:p>
+        </w:tc>
+        <w:tc>
+          <w:tcPr>
+            <w:tcW w:type="dxa" w:w="2629"/>
+          </w:tcPr>
+          <w:p>
+            <w:pPr>
+              <w:spacing w:before="20" w:after="20"/>
+            </w:pPr>
+            <w:r>
+              <w:rPr>
+                <w:rFonts w:ascii="Arial" w:hAnsi="Arial" w:cs="Arial" w:eastAsia="Arial"/>
+                <w:b w:val="0"/>
+                <w:i w:val="0"/>
+                <w:sz w:val="18"/>
+              </w:rPr>
+              <w:t>Claims Handler, Claims Team Leader, Claims Team Head</w:t>
+            </w:r>
+          </w:p>
+        </w:tc>
+      </w:tr>
+      <w:tr>
+        <w:trPr>
+          <w:cantSplit/>
+        </w:trPr>
+        <w:tc>
+          <w:tcPr>
+            <w:tcW w:type="dxa" w:w="3380"/>
+          </w:tcPr>
+          <w:p>
+            <w:pPr>
+              <w:spacing w:before="20" w:after="20"/>
+            </w:pPr>
+            <w:r>
+              <w:rPr>
+                <w:rFonts w:ascii="Arial" w:hAnsi="Arial" w:cs="Arial" w:eastAsia="Arial"/>
+                <w:b w:val="0"/>
+                <w:i w:val="0"/>
+                <w:sz w:val="18"/>
+              </w:rPr>
+              <w:t>GET broker-claims/{broker-claim-id}/document-checklist</w:t>
+            </w:r>
+          </w:p>
+        </w:tc>
+        <w:tc>
+          <w:tcPr>
+            <w:tcW w:type="dxa" w:w="2629"/>
+          </w:tcPr>
+          <w:p>
+            <w:pPr>
+              <w:spacing w:before="20" w:after="20"/>
+            </w:pPr>
+            <w:r>
+              <w:rPr>
+                <w:rFonts w:ascii="Arial" w:hAnsi="Arial" w:cs="Arial" w:eastAsia="Arial"/>
+                <w:b w:val="0"/>
+                <w:i w:val="0"/>
+                <w:sz w:val="18"/>
+              </w:rPr>
+              <w:t>BCL_VIEW</w:t>
+            </w:r>
+          </w:p>
+        </w:tc>
+        <w:tc>
+          <w:tcPr>
+            <w:tcW w:type="dxa" w:w="2629"/>
+          </w:tcPr>
+          <w:p>
+            <w:pPr>
+              <w:spacing w:before="20" w:after="20"/>
+            </w:pPr>
+            <w:r>
+              <w:rPr>
+                <w:rFonts w:ascii="Arial" w:hAnsi="Arial" w:cs="Arial" w:eastAsia="Arial"/>
+                <w:b w:val="0"/>
+                <w:i w:val="0"/>
+                <w:sz w:val="18"/>
+              </w:rPr>
+              <w:t>Claims Handler, Claims Team Leader, Claims Team Head, Claims Unit Head, Claims / Risk user, Auditor</w:t>
+            </w:r>
+          </w:p>
+        </w:tc>
+      </w:tr>
+      <w:tr>
+        <w:trPr>
+          <w:cantSplit/>
+        </w:trPr>
+        <w:tc>
+          <w:tcPr>
+            <w:tcW w:type="dxa" w:w="3380"/>
+          </w:tcPr>
+          <w:p>
+            <w:pPr>
+              <w:spacing w:before="20" w:after="20"/>
+            </w:pPr>
+            <w:r>
+              <w:rPr>
+                <w:rFonts w:ascii="Arial" w:hAnsi="Arial" w:cs="Arial" w:eastAsia="Arial"/>
+                <w:b w:val="0"/>
+                <w:i w:val="0"/>
+                <w:sz w:val="18"/>
+              </w:rPr>
+              <w:t>PUT broker-claims/{broker-claim-id}/motor</w:t>
+            </w:r>
+          </w:p>
+        </w:tc>
+        <w:tc>
+          <w:tcPr>
+            <w:tcW w:type="dxa" w:w="2629"/>
+          </w:tcPr>
+          <w:p>
+            <w:pPr>
+              <w:spacing w:before="20" w:after="20"/>
+            </w:pPr>
+            <w:r>
+              <w:rPr>
+                <w:rFonts w:ascii="Arial" w:hAnsi="Arial" w:cs="Arial" w:eastAsia="Arial"/>
+                <w:b w:val="0"/>
+                <w:i w:val="0"/>
+                <w:sz w:val="18"/>
+              </w:rPr>
+              <w:t>BCL_RECORD</w:t>
+            </w:r>
+          </w:p>
+        </w:tc>
+        <w:tc>
+          <w:tcPr>
+            <w:tcW w:type="dxa" w:w="2629"/>
+          </w:tcPr>
+          <w:p>
+            <w:pPr>
+              <w:spacing w:before="20" w:after="20"/>
+            </w:pPr>
+            <w:r>
+              <w:rPr>
+                <w:rFonts w:ascii="Arial" w:hAnsi="Arial" w:cs="Arial" w:eastAsia="Arial"/>
+                <w:b w:val="0"/>
+                <w:i w:val="0"/>
+                <w:sz w:val="18"/>
+              </w:rPr>
+              <w:t>Claims Handler, Claims Team Leader, Claims Team Head</w:t>
+            </w:r>
+          </w:p>
+        </w:tc>
+      </w:tr>
+      <w:tr>
+        <w:trPr>
+          <w:cantSplit/>
+        </w:trPr>
+        <w:tc>
+          <w:tcPr>
+            <w:tcW w:type="dxa" w:w="3380"/>
+          </w:tcPr>
+          <w:p>
+            <w:pPr>
+              <w:spacing w:before="20" w:after="20"/>
+            </w:pPr>
+            <w:r>
+              <w:rPr>
+                <w:rFonts w:ascii="Arial" w:hAnsi="Arial" w:cs="Arial" w:eastAsia="Arial"/>
+                <w:b w:val="0"/>
+                <w:i w:val="0"/>
+                <w:sz w:val="18"/>
+              </w:rPr>
+              <w:t>POST broker-claims/{broker-claim-id}/return-to-ao</w:t>
+            </w:r>
+          </w:p>
+        </w:tc>
+        <w:tc>
+          <w:tcPr>
+            <w:tcW w:type="dxa" w:w="2629"/>
+          </w:tcPr>
+          <w:p>
+            <w:pPr>
+              <w:spacing w:before="20" w:after="20"/>
+            </w:pPr>
+            <w:r>
+              <w:rPr>
+                <w:rFonts w:ascii="Arial" w:hAnsi="Arial" w:cs="Arial" w:eastAsia="Arial"/>
+                <w:b w:val="0"/>
+                <w:i w:val="0"/>
+                <w:sz w:val="18"/>
+              </w:rPr>
+              <w:t>BCL_RECORD, BCL_STATUS_UPDATE</w:t>
+            </w:r>
+          </w:p>
+        </w:tc>
+        <w:tc>
+          <w:tcPr>
+            <w:tcW w:type="dxa" w:w="2629"/>
+          </w:tcPr>
+          <w:p>
+            <w:pPr>
+              <w:spacing w:before="20" w:after="20"/>
+            </w:pPr>
+            <w:r>
+              <w:rPr>
+                <w:rFonts w:ascii="Arial" w:hAnsi="Arial" w:cs="Arial" w:eastAsia="Arial"/>
+                <w:b w:val="0"/>
+                <w:i w:val="0"/>
+                <w:sz w:val="18"/>
+              </w:rPr>
+              <w:t>Claims Handler, Claims Team Leader, Claims Team Head</w:t>
+            </w:r>
+          </w:p>
+        </w:tc>
+      </w:tr>
+      <w:tr>
+        <w:trPr>
+          <w:cantSplit/>
+        </w:trPr>
+        <w:tc>
+          <w:tcPr>
+            <w:tcW w:type="dxa" w:w="3380"/>
+          </w:tcPr>
+          <w:p>
+            <w:pPr>
+              <w:spacing w:before="20" w:after="20"/>
+            </w:pPr>
+            <w:r>
+              <w:rPr>
+                <w:rFonts w:ascii="Arial" w:hAnsi="Arial" w:cs="Arial" w:eastAsia="Arial"/>
+                <w:b w:val="0"/>
+                <w:i w:val="0"/>
+                <w:sz w:val="18"/>
+              </w:rPr>
+              <w:t>GET broker-claims/setup/document-requirements</w:t>
+            </w:r>
+          </w:p>
+        </w:tc>
+        <w:tc>
+          <w:tcPr>
+            <w:tcW w:type="dxa" w:w="2629"/>
+          </w:tcPr>
+          <w:p>
+            <w:pPr>
+              <w:spacing w:before="20" w:after="20"/>
+            </w:pPr>
+            <w:r>
+              <w:rPr>
+                <w:rFonts w:ascii="Arial" w:hAnsi="Arial" w:cs="Arial" w:eastAsia="Arial"/>
+                <w:b w:val="0"/>
+                <w:i w:val="0"/>
+                <w:sz w:val="18"/>
+              </w:rPr>
+              <w:t>BCL_SETUP, BCL_VIEW</w:t>
+            </w:r>
+          </w:p>
+        </w:tc>
+        <w:tc>
+          <w:tcPr>
+            <w:tcW w:type="dxa" w:w="2629"/>
+          </w:tcPr>
+          <w:p>
+            <w:pPr>
+              <w:spacing w:before="20" w:after="20"/>
+            </w:pPr>
+            <w:r>
+              <w:rPr>
+                <w:rFonts w:ascii="Arial" w:hAnsi="Arial" w:cs="Arial" w:eastAsia="Arial"/>
+                <w:b w:val="0"/>
+                <w:i w:val="0"/>
+                <w:sz w:val="18"/>
+              </w:rPr>
+              <w:t>Claims Handler, Claims Team Leader, Claims Team Head, Claims Unit Head, Claims / Risk user, Auditor</w:t>
+            </w:r>
+          </w:p>
+        </w:tc>
+      </w:tr>
+      <w:tr>
+        <w:trPr>
+          <w:cantSplit/>
+        </w:trPr>
+        <w:tc>
+          <w:tcPr>
+            <w:tcW w:type="dxa" w:w="3380"/>
+          </w:tcPr>
+          <w:p>
+            <w:pPr>
+              <w:spacing w:before="20" w:after="20"/>
+            </w:pPr>
+            <w:r>
+              <w:rPr>
+                <w:rFonts w:ascii="Arial" w:hAnsi="Arial" w:cs="Arial" w:eastAsia="Arial"/>
+                <w:b w:val="0"/>
+                <w:i w:val="0"/>
+                <w:sz w:val="18"/>
+              </w:rPr>
+              <w:t>POST broker-claims/setup/document-requirements</w:t>
+            </w:r>
+          </w:p>
+        </w:tc>
+        <w:tc>
+          <w:tcPr>
+            <w:tcW w:type="dxa" w:w="2629"/>
+          </w:tcPr>
+          <w:p>
+            <w:pPr>
+              <w:spacing w:before="20" w:after="20"/>
+            </w:pPr>
+            <w:r>
+              <w:rPr>
+                <w:rFonts w:ascii="Arial" w:hAnsi="Arial" w:cs="Arial" w:eastAsia="Arial"/>
+                <w:b w:val="0"/>
+                <w:i w:val="0"/>
+                <w:sz w:val="18"/>
+              </w:rPr>
+              <w:t>BCL_SETUP</w:t>
+            </w:r>
+          </w:p>
+        </w:tc>
+        <w:tc>
+          <w:tcPr>
+            <w:tcW w:type="dxa" w:w="2629"/>
+          </w:tcPr>
+          <w:p>
+            <w:pPr>
+              <w:spacing w:before="20" w:after="20"/>
+            </w:pPr>
+            <w:r>
+              <w:rPr>
+                <w:rFonts w:ascii="Arial" w:hAnsi="Arial" w:cs="Arial" w:eastAsia="Arial"/>
+                <w:b w:val="0"/>
+                <w:i w:val="0"/>
+                <w:sz w:val="18"/>
+              </w:rPr>
+              <w:t>Claims Unit Head</w:t>
+            </w:r>
+          </w:p>
+        </w:tc>
+      </w:tr>
+      <w:tr>
+        <w:trPr>
+          <w:cantSplit/>
+        </w:trPr>
+        <w:tc>
+          <w:tcPr>
+            <w:tcW w:type="dxa" w:w="3380"/>
+          </w:tcPr>
+          <w:p>
+            <w:pPr>
+              <w:spacing w:before="20" w:after="20"/>
+            </w:pPr>
+            <w:r>
+              <w:rPr>
+                <w:rFonts w:ascii="Arial" w:hAnsi="Arial" w:cs="Arial" w:eastAsia="Arial"/>
+                <w:b w:val="0"/>
+                <w:i w:val="0"/>
+                <w:sz w:val="18"/>
+              </w:rPr>
+              <w:t>GET broker-claims/repair-shops</w:t>
+            </w:r>
+          </w:p>
+        </w:tc>
+        <w:tc>
+          <w:tcPr>
+            <w:tcW w:type="dxa" w:w="2629"/>
+          </w:tcPr>
+          <w:p>
+            <w:pPr>
+              <w:spacing w:before="20" w:after="20"/>
+            </w:pPr>
+            <w:r>
+              <w:rPr>
+                <w:rFonts w:ascii="Arial" w:hAnsi="Arial" w:cs="Arial" w:eastAsia="Arial"/>
+                <w:b w:val="0"/>
+                <w:i w:val="0"/>
+                <w:sz w:val="18"/>
+              </w:rPr>
+              <w:t>BCL_VIEW</w:t>
+            </w:r>
+          </w:p>
+        </w:tc>
+        <w:tc>
+          <w:tcPr>
+            <w:tcW w:type="dxa" w:w="2629"/>
+          </w:tcPr>
+          <w:p>
+            <w:pPr>
+              <w:spacing w:before="20" w:after="20"/>
+            </w:pPr>
+            <w:r>
+              <w:rPr>
+                <w:rFonts w:ascii="Arial" w:hAnsi="Arial" w:cs="Arial" w:eastAsia="Arial"/>
+                <w:b w:val="0"/>
+                <w:i w:val="0"/>
+                <w:sz w:val="18"/>
+              </w:rPr>
+              <w:t>Claims Handler, Claims Team Leader, Claims Team Head, Claims Unit Head, Claims / Risk user, Auditor</w:t>
             </w:r>
           </w:p>
         </w:tc>
